--- a/AP T1/LF-AP Teil 1 - Dozenten.docx
+++ b/AP T1/LF-AP Teil 1 - Dozenten.docx
@@ -23,14 +23,14 @@
         <w:tblLook w:val="04A0" w:firstRow="1" w:lastRow="0" w:firstColumn="1" w:lastColumn="0" w:noHBand="0" w:noVBand="1"/>
       </w:tblPr>
       <w:tblGrid>
-        <w:gridCol w:w="540"/>
-        <w:gridCol w:w="5195"/>
-        <w:gridCol w:w="3327"/>
+        <w:gridCol w:w="484"/>
+        <w:gridCol w:w="5134"/>
+        <w:gridCol w:w="2648"/>
       </w:tblGrid>
       <w:tr>
         <w:tc>
           <w:tcPr>
-            <w:tcW w:w="540" w:type="dxa"/>
+            <w:tcW w:w="484" w:type="dxa"/>
           </w:tcPr>
           <w:p>
             <w:pPr>
@@ -50,7 +50,7 @@
         </w:tc>
         <w:tc>
           <w:tcPr>
-            <w:tcW w:w="5195" w:type="dxa"/>
+            <w:tcW w:w="5134" w:type="dxa"/>
           </w:tcPr>
           <w:p>
             <w:pPr>
@@ -70,7 +70,7 @@
         </w:tc>
         <w:tc>
           <w:tcPr>
-            <w:tcW w:w="3327" w:type="dxa"/>
+            <w:tcW w:w="2648" w:type="dxa"/>
           </w:tcPr>
           <w:p>
             <w:pPr>
@@ -92,7 +92,7 @@
       <w:tr>
         <w:tc>
           <w:tcPr>
-            <w:tcW w:w="540" w:type="dxa"/>
+            <w:tcW w:w="484" w:type="dxa"/>
           </w:tcPr>
           <w:p>
             <w:hyperlink w:anchor="_Lernfeld_1" w:history="1">
@@ -107,7 +107,7 @@
         </w:tc>
         <w:tc>
           <w:tcPr>
-            <w:tcW w:w="5195" w:type="dxa"/>
+            <w:tcW w:w="5134" w:type="dxa"/>
           </w:tcPr>
           <w:p>
             <w:pPr>
@@ -125,6 +125,31 @@
                 <w:t>Unternehmensziele (Ökonomische, Ökologische, Soziale), Zielkonflikte</w:t>
               </w:r>
             </w:hyperlink>
+            <w:r>
+              <w:rPr>
+                <w:rStyle w:val="Hyperlink"/>
+              </w:rPr>
+              <w:t xml:space="preserve"> </w:t>
+            </w:r>
+            <w:sdt>
+              <w:sdtPr>
+                <w:id w:val="171149583"/>
+                <w14:checkbox>
+                  <w14:checked w14:val="1"/>
+                  <w14:checkedState w14:val="2612" w14:font="MS Gothic"/>
+                  <w14:uncheckedState w14:val="2610" w14:font="MS Gothic"/>
+                </w14:checkbox>
+              </w:sdtPr>
+              <w:sdtEndPr/>
+              <w:sdtContent>
+                <w:r>
+                  <w:rPr>
+                    <w:rFonts w:ascii="MS Gothic" w:eastAsia="MS Gothic" w:hAnsi="MS Gothic" w:hint="eastAsia"/>
+                  </w:rPr>
+                  <w:t>☒</w:t>
+                </w:r>
+              </w:sdtContent>
+            </w:sdt>
           </w:p>
           <w:p>
             <w:pPr>
@@ -142,6 +167,31 @@
                 <w:t>Geschäftsmodelle</w:t>
               </w:r>
             </w:hyperlink>
+            <w:r>
+              <w:rPr>
+                <w:rStyle w:val="Hyperlink"/>
+              </w:rPr>
+              <w:t xml:space="preserve"> </w:t>
+            </w:r>
+            <w:sdt>
+              <w:sdtPr>
+                <w:id w:val="888768660"/>
+                <w14:checkbox>
+                  <w14:checked w14:val="1"/>
+                  <w14:checkedState w14:val="2612" w14:font="MS Gothic"/>
+                  <w14:uncheckedState w14:val="2610" w14:font="MS Gothic"/>
+                </w14:checkbox>
+              </w:sdtPr>
+              <w:sdtEndPr/>
+              <w:sdtContent>
+                <w:r>
+                  <w:rPr>
+                    <w:rFonts w:ascii="MS Gothic" w:eastAsia="MS Gothic" w:hAnsi="MS Gothic" w:hint="eastAsia"/>
+                  </w:rPr>
+                  <w:t>☒</w:t>
+                </w:r>
+              </w:sdtContent>
+            </w:sdt>
           </w:p>
           <w:p>
             <w:pPr>
@@ -159,6 +209,31 @@
                 <w:t>Wertschöpfungskette</w:t>
               </w:r>
             </w:hyperlink>
+            <w:r>
+              <w:rPr>
+                <w:rStyle w:val="Hyperlink"/>
+              </w:rPr>
+              <w:t xml:space="preserve"> </w:t>
+            </w:r>
+            <w:sdt>
+              <w:sdtPr>
+                <w:id w:val="536781143"/>
+                <w14:checkbox>
+                  <w14:checked w14:val="0"/>
+                  <w14:checkedState w14:val="2612" w14:font="MS Gothic"/>
+                  <w14:uncheckedState w14:val="2610" w14:font="MS Gothic"/>
+                </w14:checkbox>
+              </w:sdtPr>
+              <w:sdtEndPr/>
+              <w:sdtContent>
+                <w:r>
+                  <w:rPr>
+                    <w:rFonts w:ascii="MS Gothic" w:eastAsia="MS Gothic" w:hAnsi="MS Gothic" w:hint="eastAsia"/>
+                  </w:rPr>
+                  <w:t>☐</w:t>
+                </w:r>
+              </w:sdtContent>
+            </w:sdt>
           </w:p>
           <w:p>
             <w:pPr>
@@ -176,11 +251,36 @@
                 <w:t>Rechtsformen</w:t>
               </w:r>
             </w:hyperlink>
+            <w:r>
+              <w:rPr>
+                <w:rStyle w:val="Hyperlink"/>
+              </w:rPr>
+              <w:t xml:space="preserve"> </w:t>
+            </w:r>
+            <w:sdt>
+              <w:sdtPr>
+                <w:id w:val="-1104336245"/>
+                <w14:checkbox>
+                  <w14:checked w14:val="0"/>
+                  <w14:checkedState w14:val="2612" w14:font="MS Gothic"/>
+                  <w14:uncheckedState w14:val="2610" w14:font="MS Gothic"/>
+                </w14:checkbox>
+              </w:sdtPr>
+              <w:sdtEndPr/>
+              <w:sdtContent>
+                <w:r>
+                  <w:rPr>
+                    <w:rFonts w:ascii="MS Gothic" w:eastAsia="MS Gothic" w:hAnsi="MS Gothic" w:hint="eastAsia"/>
+                  </w:rPr>
+                  <w:t>☐</w:t>
+                </w:r>
+              </w:sdtContent>
+            </w:sdt>
           </w:p>
         </w:tc>
         <w:tc>
           <w:tcPr>
-            <w:tcW w:w="3327" w:type="dxa"/>
+            <w:tcW w:w="2648" w:type="dxa"/>
           </w:tcPr>
           <w:p>
             <w:pPr>
@@ -242,7 +342,7 @@
       <w:tr>
         <w:tc>
           <w:tcPr>
-            <w:tcW w:w="540" w:type="dxa"/>
+            <w:tcW w:w="484" w:type="dxa"/>
           </w:tcPr>
           <w:p>
             <w:hyperlink w:anchor="_Lernfeld_2" w:history="1">
@@ -257,7 +357,7 @@
         </w:tc>
         <w:tc>
           <w:tcPr>
-            <w:tcW w:w="5195" w:type="dxa"/>
+            <w:tcW w:w="5134" w:type="dxa"/>
           </w:tcPr>
           <w:p>
             <w:pPr>
@@ -275,6 +375,31 @@
                 <w:t>Kundenbedarfsermittlung an PC-Hardware</w:t>
               </w:r>
             </w:hyperlink>
+            <w:r>
+              <w:rPr>
+                <w:rStyle w:val="Hyperlink"/>
+              </w:rPr>
+              <w:t xml:space="preserve"> </w:t>
+            </w:r>
+            <w:sdt>
+              <w:sdtPr>
+                <w:id w:val="-912230401"/>
+                <w14:checkbox>
+                  <w14:checked w14:val="0"/>
+                  <w14:checkedState w14:val="2612" w14:font="MS Gothic"/>
+                  <w14:uncheckedState w14:val="2610" w14:font="MS Gothic"/>
+                </w14:checkbox>
+              </w:sdtPr>
+              <w:sdtEndPr/>
+              <w:sdtContent>
+                <w:r>
+                  <w:rPr>
+                    <w:rFonts w:ascii="MS Gothic" w:eastAsia="MS Gothic" w:hAnsi="MS Gothic" w:hint="eastAsia"/>
+                  </w:rPr>
+                  <w:t>☐</w:t>
+                </w:r>
+              </w:sdtContent>
+            </w:sdt>
           </w:p>
           <w:p>
             <w:pPr>
@@ -295,6 +420,28 @@
             <w:r>
               <w:t xml:space="preserve"> (Bildschirm, IO, Prozessor, Grafikkarte, RAM, Festplatte)</w:t>
             </w:r>
+            <w:r>
+              <w:t xml:space="preserve"> </w:t>
+            </w:r>
+            <w:sdt>
+              <w:sdtPr>
+                <w:id w:val="1805573967"/>
+                <w14:checkbox>
+                  <w14:checked w14:val="0"/>
+                  <w14:checkedState w14:val="2612" w14:font="MS Gothic"/>
+                  <w14:uncheckedState w14:val="2610" w14:font="MS Gothic"/>
+                </w14:checkbox>
+              </w:sdtPr>
+              <w:sdtEndPr/>
+              <w:sdtContent>
+                <w:r>
+                  <w:rPr>
+                    <w:rFonts w:ascii="MS Gothic" w:eastAsia="MS Gothic" w:hAnsi="MS Gothic" w:hint="eastAsia"/>
+                  </w:rPr>
+                  <w:t>☐</w:t>
+                </w:r>
+              </w:sdtContent>
+            </w:sdt>
           </w:p>
           <w:p>
             <w:pPr>
@@ -312,6 +459,31 @@
                 <w:t>Nutzwertanalyse</w:t>
               </w:r>
             </w:hyperlink>
+            <w:r>
+              <w:rPr>
+                <w:rStyle w:val="Hyperlink"/>
+              </w:rPr>
+              <w:t xml:space="preserve"> </w:t>
+            </w:r>
+            <w:sdt>
+              <w:sdtPr>
+                <w:id w:val="-334306804"/>
+                <w14:checkbox>
+                  <w14:checked w14:val="0"/>
+                  <w14:checkedState w14:val="2612" w14:font="MS Gothic"/>
+                  <w14:uncheckedState w14:val="2610" w14:font="MS Gothic"/>
+                </w14:checkbox>
+              </w:sdtPr>
+              <w:sdtEndPr/>
+              <w:sdtContent>
+                <w:r>
+                  <w:rPr>
+                    <w:rFonts w:ascii="MS Gothic" w:eastAsia="MS Gothic" w:hAnsi="MS Gothic" w:hint="eastAsia"/>
+                  </w:rPr>
+                  <w:t>☐</w:t>
+                </w:r>
+              </w:sdtContent>
+            </w:sdt>
           </w:p>
           <w:p>
             <w:pPr>
@@ -340,6 +512,28 @@
             <w:r>
               <w:t>, P= U*I</w:t>
             </w:r>
+            <w:r>
+              <w:t xml:space="preserve"> </w:t>
+            </w:r>
+            <w:sdt>
+              <w:sdtPr>
+                <w:id w:val="-991326695"/>
+                <w14:checkbox>
+                  <w14:checked w14:val="0"/>
+                  <w14:checkedState w14:val="2612" w14:font="MS Gothic"/>
+                  <w14:uncheckedState w14:val="2610" w14:font="MS Gothic"/>
+                </w14:checkbox>
+              </w:sdtPr>
+              <w:sdtEndPr/>
+              <w:sdtContent>
+                <w:r>
+                  <w:rPr>
+                    <w:rFonts w:ascii="MS Gothic" w:eastAsia="MS Gothic" w:hAnsi="MS Gothic" w:hint="eastAsia"/>
+                  </w:rPr>
+                  <w:t>☐</w:t>
+                </w:r>
+              </w:sdtContent>
+            </w:sdt>
           </w:p>
           <w:p>
             <w:pPr>
@@ -357,6 +551,31 @@
                 <w:t>Angebotsvergleich</w:t>
               </w:r>
             </w:hyperlink>
+            <w:r>
+              <w:rPr>
+                <w:rStyle w:val="Hyperlink"/>
+              </w:rPr>
+              <w:t xml:space="preserve"> </w:t>
+            </w:r>
+            <w:sdt>
+              <w:sdtPr>
+                <w:id w:val="-1999562328"/>
+                <w14:checkbox>
+                  <w14:checked w14:val="0"/>
+                  <w14:checkedState w14:val="2612" w14:font="MS Gothic"/>
+                  <w14:uncheckedState w14:val="2610" w14:font="MS Gothic"/>
+                </w14:checkbox>
+              </w:sdtPr>
+              <w:sdtEndPr/>
+              <w:sdtContent>
+                <w:r>
+                  <w:rPr>
+                    <w:rFonts w:ascii="MS Gothic" w:eastAsia="MS Gothic" w:hAnsi="MS Gothic" w:hint="eastAsia"/>
+                  </w:rPr>
+                  <w:t>☐</w:t>
+                </w:r>
+              </w:sdtContent>
+            </w:sdt>
           </w:p>
           <w:p>
             <w:pPr>
@@ -374,6 +593,31 @@
                 <w:t>Vorwärts/- Rückwärtskalkulation</w:t>
               </w:r>
             </w:hyperlink>
+            <w:r>
+              <w:rPr>
+                <w:rStyle w:val="Hyperlink"/>
+              </w:rPr>
+              <w:t xml:space="preserve"> </w:t>
+            </w:r>
+            <w:sdt>
+              <w:sdtPr>
+                <w:id w:val="1435170788"/>
+                <w14:checkbox>
+                  <w14:checked w14:val="0"/>
+                  <w14:checkedState w14:val="2612" w14:font="MS Gothic"/>
+                  <w14:uncheckedState w14:val="2610" w14:font="MS Gothic"/>
+                </w14:checkbox>
+              </w:sdtPr>
+              <w:sdtEndPr/>
+              <w:sdtContent>
+                <w:r>
+                  <w:rPr>
+                    <w:rFonts w:ascii="MS Gothic" w:eastAsia="MS Gothic" w:hAnsi="MS Gothic" w:hint="eastAsia"/>
+                  </w:rPr>
+                  <w:t>☐</w:t>
+                </w:r>
+              </w:sdtContent>
+            </w:sdt>
           </w:p>
           <w:p>
             <w:pPr>
@@ -391,11 +635,36 @@
                 <w:t>Bestellung und Warenannahme, Übergabeprotokoll</w:t>
               </w:r>
             </w:hyperlink>
+            <w:r>
+              <w:rPr>
+                <w:rStyle w:val="Hyperlink"/>
+              </w:rPr>
+              <w:t xml:space="preserve"> </w:t>
+            </w:r>
+            <w:sdt>
+              <w:sdtPr>
+                <w:id w:val="-1432510389"/>
+                <w14:checkbox>
+                  <w14:checked w14:val="0"/>
+                  <w14:checkedState w14:val="2612" w14:font="MS Gothic"/>
+                  <w14:uncheckedState w14:val="2610" w14:font="MS Gothic"/>
+                </w14:checkbox>
+              </w:sdtPr>
+              <w:sdtEndPr/>
+              <w:sdtContent>
+                <w:r>
+                  <w:rPr>
+                    <w:rFonts w:ascii="MS Gothic" w:eastAsia="MS Gothic" w:hAnsi="MS Gothic" w:hint="eastAsia"/>
+                  </w:rPr>
+                  <w:t>☐</w:t>
+                </w:r>
+              </w:sdtContent>
+            </w:sdt>
           </w:p>
         </w:tc>
         <w:tc>
           <w:tcPr>
-            <w:tcW w:w="3327" w:type="dxa"/>
+            <w:tcW w:w="2648" w:type="dxa"/>
           </w:tcPr>
           <w:p>
             <w:pPr>
@@ -486,10 +755,7 @@
               </w:numPr>
             </w:pPr>
             <w:r>
-              <w:t xml:space="preserve"> </w:t>
-            </w:r>
-            <w:r>
-              <w:t>Unverdorben</w:t>
+              <w:t xml:space="preserve"> Unverdorben</w:t>
             </w:r>
           </w:p>
           <w:p>
@@ -500,13 +766,18 @@
                 <w:numId w:val="2"/>
               </w:numPr>
             </w:pPr>
+            <w:proofErr w:type="spellStart"/>
+            <w:r>
+              <w:t>Dagenbach</w:t>
+            </w:r>
+            <w:proofErr w:type="spellEnd"/>
           </w:p>
         </w:tc>
       </w:tr>
       <w:tr>
         <w:tc>
           <w:tcPr>
-            <w:tcW w:w="540" w:type="dxa"/>
+            <w:tcW w:w="484" w:type="dxa"/>
           </w:tcPr>
           <w:p>
             <w:hyperlink w:anchor="_Lernfeld_3" w:history="1">
@@ -521,7 +792,7 @@
         </w:tc>
         <w:tc>
           <w:tcPr>
-            <w:tcW w:w="5195" w:type="dxa"/>
+            <w:tcW w:w="5134" w:type="dxa"/>
           </w:tcPr>
           <w:p>
             <w:pPr>
@@ -693,7 +964,7 @@
         </w:tc>
         <w:tc>
           <w:tcPr>
-            <w:tcW w:w="3327" w:type="dxa"/>
+            <w:tcW w:w="2648" w:type="dxa"/>
           </w:tcPr>
           <w:p>
             <w:pPr>
@@ -833,7 +1104,7 @@
       <w:tr>
         <w:tc>
           <w:tcPr>
-            <w:tcW w:w="540" w:type="dxa"/>
+            <w:tcW w:w="484" w:type="dxa"/>
           </w:tcPr>
           <w:p>
             <w:hyperlink w:anchor="_Lernfeld_4" w:history="1">
@@ -849,7 +1120,7 @@
         <w:bookmarkStart w:id="0" w:name="_Hlk161573778"/>
         <w:tc>
           <w:tcPr>
-            <w:tcW w:w="5195" w:type="dxa"/>
+            <w:tcW w:w="5134" w:type="dxa"/>
           </w:tcPr>
           <w:p>
             <w:pPr>
@@ -1035,7 +1306,7 @@
         </w:tc>
         <w:tc>
           <w:tcPr>
-            <w:tcW w:w="3327" w:type="dxa"/>
+            <w:tcW w:w="2648" w:type="dxa"/>
           </w:tcPr>
           <w:p>
             <w:pPr>
@@ -1046,10 +1317,7 @@
               </w:numPr>
             </w:pPr>
             <w:r>
-              <w:t xml:space="preserve"> </w:t>
-            </w:r>
-            <w:r>
-              <w:t>Naber</w:t>
+              <w:t xml:space="preserve"> Naber</w:t>
             </w:r>
           </w:p>
           <w:p>
@@ -1061,10 +1329,7 @@
               </w:numPr>
             </w:pPr>
             <w:r>
-              <w:t xml:space="preserve"> </w:t>
-            </w:r>
-            <w:r>
-              <w:t>Naber</w:t>
+              <w:t xml:space="preserve"> Naber</w:t>
             </w:r>
           </w:p>
           <w:p>
@@ -1076,10 +1341,7 @@
               </w:numPr>
             </w:pPr>
             <w:r>
-              <w:t xml:space="preserve"> </w:t>
-            </w:r>
-            <w:r>
-              <w:t>Naber</w:t>
+              <w:t xml:space="preserve"> Naber</w:t>
             </w:r>
           </w:p>
           <w:p>
@@ -1091,10 +1353,7 @@
               </w:numPr>
             </w:pPr>
             <w:r>
-              <w:t xml:space="preserve"> </w:t>
-            </w:r>
-            <w:r>
-              <w:t>Naber</w:t>
+              <w:t xml:space="preserve"> Naber</w:t>
             </w:r>
           </w:p>
           <w:p>
@@ -1132,10 +1391,7 @@
               </w:numPr>
             </w:pPr>
             <w:r>
-              <w:t xml:space="preserve"> </w:t>
-            </w:r>
-            <w:r>
-              <w:t>Naber</w:t>
+              <w:t xml:space="preserve"> Naber</w:t>
             </w:r>
           </w:p>
           <w:p>
@@ -1176,7 +1432,7 @@
       <w:tr>
         <w:tc>
           <w:tcPr>
-            <w:tcW w:w="540" w:type="dxa"/>
+            <w:tcW w:w="484" w:type="dxa"/>
           </w:tcPr>
           <w:p>
             <w:hyperlink w:anchor="_Lernfeld_5" w:history="1">
@@ -1192,7 +1448,7 @@
         <w:bookmarkStart w:id="1" w:name="_Hlk161573833"/>
         <w:tc>
           <w:tcPr>
-            <w:tcW w:w="5195" w:type="dxa"/>
+            <w:tcW w:w="5134" w:type="dxa"/>
           </w:tcPr>
           <w:p>
             <w:pPr>
@@ -1272,14 +1528,7 @@
                   <w:rStyle w:val="Hyperlink"/>
                   <w:lang w:val="en-US"/>
                 </w:rPr>
-                <w:t>SQL (SELECT, C-R-U-D</w:t>
-              </w:r>
-              <w:r>
-                <w:rPr>
-                  <w:rStyle w:val="Hyperlink"/>
-                  <w:lang w:val="en-US"/>
-                </w:rPr>
-                <w:t>)</w:t>
+                <w:t>SQL (SELECT, C-R-U-D)</w:t>
               </w:r>
             </w:hyperlink>
           </w:p>
@@ -1321,17 +1570,14 @@
         </w:tc>
         <w:tc>
           <w:tcPr>
-            <w:tcW w:w="3327" w:type="dxa"/>
+            <w:tcW w:w="2648" w:type="dxa"/>
           </w:tcPr>
           <w:p>
             <w:pPr>
               <w:ind w:left="360"/>
             </w:pPr>
             <w:r>
-              <w:t xml:space="preserve"> </w:t>
-            </w:r>
-            <w:r>
-              <w:t>Mansour / Manz</w:t>
+              <w:t xml:space="preserve"> Mansour / Manz</w:t>
             </w:r>
           </w:p>
           <w:p>
@@ -1344,7 +1590,7 @@
       <w:tr>
         <w:tc>
           <w:tcPr>
-            <w:tcW w:w="540" w:type="dxa"/>
+            <w:tcW w:w="484" w:type="dxa"/>
           </w:tcPr>
           <w:p>
             <w:hyperlink w:anchor="_Lernfeld_6" w:history="1">
@@ -1359,7 +1605,7 @@
         </w:tc>
         <w:tc>
           <w:tcPr>
-            <w:tcW w:w="5195" w:type="dxa"/>
+            <w:tcW w:w="5134" w:type="dxa"/>
           </w:tcPr>
           <w:p>
             <w:pPr>
@@ -1449,7 +1695,7 @@
         </w:tc>
         <w:tc>
           <w:tcPr>
-            <w:tcW w:w="3327" w:type="dxa"/>
+            <w:tcW w:w="2648" w:type="dxa"/>
           </w:tcPr>
           <w:p>
             <w:pPr>
@@ -1461,10 +1707,7 @@
             </w:pPr>
             <w:r>
               <w:lastRenderedPageBreak/>
-              <w:t xml:space="preserve"> </w:t>
-            </w:r>
-            <w:r>
-              <w:t>Naber</w:t>
+              <w:t xml:space="preserve"> Naber</w:t>
             </w:r>
           </w:p>
           <w:p>
@@ -2094,6 +2337,17 @@
           <w:rStyle w:val="hgkelc"/>
         </w:rPr>
         <w:tab/>
+      </w:r>
+      <w:r>
+        <w:rPr>
+          <w:rStyle w:val="hgkelc"/>
+        </w:rPr>
+        <w:tab/>
+      </w:r>
+      <w:r>
+        <w:rPr>
+          <w:rStyle w:val="hgkelc"/>
+        </w:rPr>
         <w:t>(</w:t>
       </w:r>
       <w:proofErr w:type="spellStart"/>
@@ -2670,6 +2924,2645 @@
         <w:t>Mithilfe der Rückwärtskalkulation wird ausgehend vom Verkaufspreis der Preis kalkuliert, zu dem die Handelsware höchstens eingekauft werden darf.</w:t>
       </w:r>
     </w:p>
+    <w:p/>
+    <w:tbl>
+      <w:tblPr>
+        <w:tblW w:w="8780" w:type="dxa"/>
+        <w:tblCellMar>
+          <w:left w:w="70" w:type="dxa"/>
+          <w:right w:w="70" w:type="dxa"/>
+        </w:tblCellMar>
+        <w:tblLook w:val="04A0" w:firstRow="1" w:lastRow="0" w:firstColumn="1" w:lastColumn="0" w:noHBand="0" w:noVBand="1"/>
+      </w:tblPr>
+      <w:tblGrid>
+        <w:gridCol w:w="4440"/>
+        <w:gridCol w:w="1320"/>
+        <w:gridCol w:w="1500"/>
+        <w:gridCol w:w="1520"/>
+      </w:tblGrid>
+      <w:tr>
+        <w:trPr>
+          <w:trHeight w:val="480"/>
+        </w:trPr>
+        <w:tc>
+          <w:tcPr>
+            <w:tcW w:w="4440" w:type="dxa"/>
+            <w:noWrap/>
+            <w:vAlign w:val="bottom"/>
+          </w:tcPr>
+          <w:p>
+            <w:pPr>
+              <w:rPr>
+                <w:rFonts w:eastAsia="Times New Roman" w:cstheme="minorHAnsi"/>
+                <w:sz w:val="20"/>
+                <w:szCs w:val="20"/>
+                <w:lang w:eastAsia="de-DE"/>
+              </w:rPr>
+            </w:pPr>
+          </w:p>
+        </w:tc>
+        <w:tc>
+          <w:tcPr>
+            <w:tcW w:w="1320" w:type="dxa"/>
+            <w:shd w:val="clear" w:color="auto" w:fill="D9D9D9"/>
+            <w:noWrap/>
+            <w:vAlign w:val="bottom"/>
+            <w:hideMark/>
+          </w:tcPr>
+          <w:p>
+            <w:pPr>
+              <w:rPr>
+                <w:rFonts w:eastAsia="Times New Roman" w:cstheme="minorHAnsi"/>
+                <w:sz w:val="20"/>
+                <w:szCs w:val="20"/>
+                <w:lang w:eastAsia="de-DE"/>
+              </w:rPr>
+            </w:pPr>
+            <w:r>
+              <w:rPr>
+                <w:rFonts w:eastAsia="Times New Roman" w:cstheme="minorHAnsi"/>
+                <w:sz w:val="20"/>
+                <w:szCs w:val="20"/>
+                <w:lang w:eastAsia="de-DE"/>
+              </w:rPr>
+              <w:t>%</w:t>
+            </w:r>
+          </w:p>
+        </w:tc>
+        <w:tc>
+          <w:tcPr>
+            <w:tcW w:w="1500" w:type="dxa"/>
+            <w:shd w:val="clear" w:color="auto" w:fill="D9D9D9"/>
+            <w:noWrap/>
+            <w:vAlign w:val="bottom"/>
+            <w:hideMark/>
+          </w:tcPr>
+          <w:p>
+            <w:pPr>
+              <w:rPr>
+                <w:sz w:val="20"/>
+                <w:szCs w:val="20"/>
+                <w:lang w:eastAsia="de-DE"/>
+              </w:rPr>
+            </w:pPr>
+            <w:r>
+              <w:rPr>
+                <w:rFonts w:eastAsia="Times New Roman" w:cstheme="minorHAnsi"/>
+                <w:sz w:val="20"/>
+                <w:szCs w:val="20"/>
+                <w:lang w:eastAsia="de-DE"/>
+              </w:rPr>
+              <w:t>%</w:t>
+            </w:r>
+          </w:p>
+        </w:tc>
+        <w:tc>
+          <w:tcPr>
+            <w:tcW w:w="1520" w:type="dxa"/>
+            <w:shd w:val="clear" w:color="auto" w:fill="D9D9D9"/>
+            <w:noWrap/>
+            <w:vAlign w:val="bottom"/>
+            <w:hideMark/>
+          </w:tcPr>
+          <w:p>
+            <w:pPr>
+              <w:rPr>
+                <w:sz w:val="20"/>
+                <w:szCs w:val="20"/>
+                <w:lang w:eastAsia="de-DE"/>
+              </w:rPr>
+            </w:pPr>
+            <w:r>
+              <w:rPr>
+                <w:rFonts w:eastAsia="Times New Roman" w:cstheme="minorHAnsi"/>
+                <w:sz w:val="20"/>
+                <w:szCs w:val="20"/>
+                <w:lang w:eastAsia="de-DE"/>
+              </w:rPr>
+              <w:t>€</w:t>
+            </w:r>
+          </w:p>
+        </w:tc>
+      </w:tr>
+      <w:tr>
+        <w:trPr>
+          <w:trHeight w:val="480"/>
+        </w:trPr>
+        <w:tc>
+          <w:tcPr>
+            <w:tcW w:w="4440" w:type="dxa"/>
+            <w:tcBorders>
+              <w:top w:val="single" w:sz="4" w:space="0" w:color="auto"/>
+              <w:left w:val="single" w:sz="4" w:space="0" w:color="auto"/>
+              <w:bottom w:val="single" w:sz="4" w:space="0" w:color="auto"/>
+              <w:right w:val="single" w:sz="4" w:space="0" w:color="auto"/>
+            </w:tcBorders>
+            <w:noWrap/>
+            <w:vAlign w:val="bottom"/>
+          </w:tcPr>
+          <w:p>
+            <w:pPr>
+              <w:rPr>
+                <w:rFonts w:eastAsia="Times New Roman" w:cstheme="minorHAnsi"/>
+                <w:b/>
+                <w:bCs/>
+                <w:sz w:val="20"/>
+                <w:szCs w:val="20"/>
+                <w:lang w:eastAsia="de-DE"/>
+              </w:rPr>
+            </w:pPr>
+            <w:r>
+              <w:rPr>
+                <w:rFonts w:eastAsia="Times New Roman" w:cstheme="minorHAnsi"/>
+                <w:b/>
+                <w:bCs/>
+                <w:i/>
+                <w:iCs/>
+                <w:sz w:val="20"/>
+                <w:szCs w:val="20"/>
+                <w:lang w:eastAsia="de-DE"/>
+              </w:rPr>
+              <w:t xml:space="preserve">(Listen-) Einkaufspreis (ohne </w:t>
+            </w:r>
+            <w:proofErr w:type="spellStart"/>
+            <w:r>
+              <w:rPr>
+                <w:rFonts w:eastAsia="Times New Roman" w:cstheme="minorHAnsi"/>
+                <w:b/>
+                <w:bCs/>
+                <w:i/>
+                <w:iCs/>
+                <w:sz w:val="20"/>
+                <w:szCs w:val="20"/>
+                <w:lang w:eastAsia="de-DE"/>
+              </w:rPr>
+              <w:t>MWSt.</w:t>
+            </w:r>
+            <w:proofErr w:type="spellEnd"/>
+            <w:r>
+              <w:rPr>
+                <w:rFonts w:eastAsia="Times New Roman" w:cstheme="minorHAnsi"/>
+                <w:b/>
+                <w:bCs/>
+                <w:i/>
+                <w:iCs/>
+                <w:sz w:val="20"/>
+                <w:szCs w:val="20"/>
+                <w:lang w:eastAsia="de-DE"/>
+              </w:rPr>
+              <w:t>)</w:t>
+            </w:r>
+          </w:p>
+        </w:tc>
+        <w:tc>
+          <w:tcPr>
+            <w:tcW w:w="1320" w:type="dxa"/>
+            <w:tcBorders>
+              <w:top w:val="single" w:sz="4" w:space="0" w:color="auto"/>
+              <w:left w:val="nil"/>
+              <w:bottom w:val="single" w:sz="4" w:space="0" w:color="auto"/>
+              <w:right w:val="single" w:sz="4" w:space="0" w:color="auto"/>
+            </w:tcBorders>
+            <w:noWrap/>
+            <w:vAlign w:val="bottom"/>
+          </w:tcPr>
+          <w:p>
+            <w:pPr>
+              <w:rPr>
+                <w:rFonts w:eastAsia="Times New Roman" w:cstheme="minorHAnsi"/>
+                <w:sz w:val="20"/>
+                <w:szCs w:val="20"/>
+                <w:lang w:eastAsia="de-DE"/>
+              </w:rPr>
+            </w:pPr>
+            <w:r>
+              <w:rPr>
+                <w:rFonts w:eastAsia="Times New Roman" w:cstheme="minorHAnsi"/>
+                <w:sz w:val="20"/>
+                <w:szCs w:val="20"/>
+                <w:lang w:eastAsia="de-DE"/>
+              </w:rPr>
+              <w:t> </w:t>
+            </w:r>
+          </w:p>
+        </w:tc>
+        <w:tc>
+          <w:tcPr>
+            <w:tcW w:w="1500" w:type="dxa"/>
+            <w:tcBorders>
+              <w:top w:val="single" w:sz="4" w:space="0" w:color="auto"/>
+              <w:left w:val="nil"/>
+              <w:bottom w:val="single" w:sz="4" w:space="0" w:color="auto"/>
+              <w:right w:val="single" w:sz="4" w:space="0" w:color="auto"/>
+            </w:tcBorders>
+            <w:noWrap/>
+            <w:vAlign w:val="bottom"/>
+          </w:tcPr>
+          <w:p>
+            <w:pPr>
+              <w:rPr>
+                <w:sz w:val="20"/>
+                <w:szCs w:val="20"/>
+                <w:lang w:eastAsia="de-DE"/>
+              </w:rPr>
+            </w:pPr>
+            <w:r>
+              <w:rPr>
+                <w:rFonts w:eastAsia="Times New Roman" w:cstheme="minorHAnsi"/>
+                <w:sz w:val="20"/>
+                <w:szCs w:val="20"/>
+                <w:lang w:eastAsia="de-DE"/>
+              </w:rPr>
+              <w:t> </w:t>
+            </w:r>
+          </w:p>
+        </w:tc>
+        <w:tc>
+          <w:tcPr>
+            <w:tcW w:w="1520" w:type="dxa"/>
+            <w:tcBorders>
+              <w:top w:val="single" w:sz="4" w:space="0" w:color="auto"/>
+              <w:left w:val="nil"/>
+              <w:bottom w:val="single" w:sz="4" w:space="0" w:color="auto"/>
+              <w:right w:val="single" w:sz="4" w:space="0" w:color="auto"/>
+            </w:tcBorders>
+            <w:noWrap/>
+            <w:vAlign w:val="bottom"/>
+          </w:tcPr>
+          <w:p>
+            <w:pPr>
+              <w:rPr>
+                <w:sz w:val="20"/>
+                <w:szCs w:val="20"/>
+                <w:lang w:eastAsia="de-DE"/>
+              </w:rPr>
+            </w:pPr>
+            <w:r>
+              <w:rPr>
+                <w:rFonts w:eastAsia="Times New Roman" w:cstheme="minorHAnsi"/>
+                <w:sz w:val="20"/>
+                <w:szCs w:val="20"/>
+                <w:lang w:eastAsia="de-DE"/>
+              </w:rPr>
+              <w:t> </w:t>
+            </w:r>
+          </w:p>
+        </w:tc>
+      </w:tr>
+      <w:tr>
+        <w:trPr>
+          <w:trHeight w:val="480"/>
+        </w:trPr>
+        <w:tc>
+          <w:tcPr>
+            <w:tcW w:w="4440" w:type="dxa"/>
+            <w:tcBorders>
+              <w:top w:val="nil"/>
+              <w:left w:val="single" w:sz="4" w:space="0" w:color="auto"/>
+              <w:bottom w:val="single" w:sz="4" w:space="0" w:color="auto"/>
+              <w:right w:val="single" w:sz="4" w:space="0" w:color="auto"/>
+            </w:tcBorders>
+            <w:noWrap/>
+            <w:vAlign w:val="bottom"/>
+          </w:tcPr>
+          <w:p>
+            <w:pPr>
+              <w:jc w:val="right"/>
+              <w:rPr>
+                <w:sz w:val="20"/>
+                <w:szCs w:val="20"/>
+                <w:lang w:eastAsia="de-DE"/>
+              </w:rPr>
+            </w:pPr>
+            <w:r>
+              <w:rPr>
+                <w:rFonts w:eastAsia="Times New Roman" w:cstheme="minorHAnsi"/>
+                <w:i/>
+                <w:iCs/>
+                <w:sz w:val="20"/>
+                <w:szCs w:val="20"/>
+                <w:lang w:eastAsia="de-DE"/>
+              </w:rPr>
+              <w:t xml:space="preserve"> - </w:t>
+            </w:r>
+            <w:proofErr w:type="spellStart"/>
+            <w:r>
+              <w:rPr>
+                <w:rFonts w:eastAsia="Times New Roman" w:cstheme="minorHAnsi"/>
+                <w:i/>
+                <w:iCs/>
+                <w:sz w:val="20"/>
+                <w:szCs w:val="20"/>
+                <w:lang w:eastAsia="de-DE"/>
+              </w:rPr>
+              <w:t>Liefererrabatt</w:t>
+            </w:r>
+            <w:proofErr w:type="spellEnd"/>
+          </w:p>
+        </w:tc>
+        <w:tc>
+          <w:tcPr>
+            <w:tcW w:w="1320" w:type="dxa"/>
+            <w:tcBorders>
+              <w:top w:val="nil"/>
+              <w:left w:val="nil"/>
+              <w:bottom w:val="single" w:sz="4" w:space="0" w:color="auto"/>
+              <w:right w:val="single" w:sz="4" w:space="0" w:color="auto"/>
+            </w:tcBorders>
+            <w:noWrap/>
+            <w:vAlign w:val="bottom"/>
+            <w:hideMark/>
+          </w:tcPr>
+          <w:p>
+            <w:pPr>
+              <w:rPr>
+                <w:sz w:val="20"/>
+                <w:szCs w:val="20"/>
+                <w:lang w:eastAsia="de-DE"/>
+              </w:rPr>
+            </w:pPr>
+            <w:r>
+              <w:rPr>
+                <w:rFonts w:eastAsia="Times New Roman" w:cstheme="minorHAnsi"/>
+                <w:sz w:val="20"/>
+                <w:szCs w:val="20"/>
+                <w:lang w:eastAsia="de-DE"/>
+              </w:rPr>
+              <w:t> </w:t>
+            </w:r>
+          </w:p>
+        </w:tc>
+        <w:tc>
+          <w:tcPr>
+            <w:tcW w:w="1500" w:type="dxa"/>
+            <w:tcBorders>
+              <w:top w:val="nil"/>
+              <w:left w:val="nil"/>
+              <w:bottom w:val="single" w:sz="4" w:space="0" w:color="auto"/>
+              <w:right w:val="single" w:sz="4" w:space="0" w:color="auto"/>
+            </w:tcBorders>
+            <w:noWrap/>
+            <w:vAlign w:val="bottom"/>
+            <w:hideMark/>
+          </w:tcPr>
+          <w:p>
+            <w:pPr>
+              <w:rPr>
+                <w:sz w:val="20"/>
+                <w:szCs w:val="20"/>
+                <w:lang w:eastAsia="de-DE"/>
+              </w:rPr>
+            </w:pPr>
+            <w:r>
+              <w:rPr>
+                <w:rFonts w:eastAsia="Times New Roman" w:cstheme="minorHAnsi"/>
+                <w:sz w:val="20"/>
+                <w:szCs w:val="20"/>
+                <w:lang w:eastAsia="de-DE"/>
+              </w:rPr>
+              <w:t> </w:t>
+            </w:r>
+          </w:p>
+        </w:tc>
+        <w:tc>
+          <w:tcPr>
+            <w:tcW w:w="1520" w:type="dxa"/>
+            <w:tcBorders>
+              <w:top w:val="nil"/>
+              <w:left w:val="nil"/>
+              <w:bottom w:val="single" w:sz="4" w:space="0" w:color="auto"/>
+              <w:right w:val="single" w:sz="4" w:space="0" w:color="auto"/>
+            </w:tcBorders>
+            <w:noWrap/>
+            <w:vAlign w:val="bottom"/>
+            <w:hideMark/>
+          </w:tcPr>
+          <w:p>
+            <w:pPr>
+              <w:rPr>
+                <w:sz w:val="20"/>
+                <w:szCs w:val="20"/>
+                <w:lang w:eastAsia="de-DE"/>
+              </w:rPr>
+            </w:pPr>
+            <w:r>
+              <w:rPr>
+                <w:rFonts w:eastAsia="Times New Roman" w:cstheme="minorHAnsi"/>
+                <w:sz w:val="20"/>
+                <w:szCs w:val="20"/>
+                <w:lang w:eastAsia="de-DE"/>
+              </w:rPr>
+              <w:t> </w:t>
+            </w:r>
+          </w:p>
+        </w:tc>
+      </w:tr>
+      <w:tr>
+        <w:trPr>
+          <w:trHeight w:val="380"/>
+        </w:trPr>
+        <w:tc>
+          <w:tcPr>
+            <w:tcW w:w="4440" w:type="dxa"/>
+            <w:tcBorders>
+              <w:top w:val="nil"/>
+              <w:left w:val="single" w:sz="4" w:space="0" w:color="auto"/>
+              <w:bottom w:val="single" w:sz="4" w:space="0" w:color="auto"/>
+              <w:right w:val="single" w:sz="4" w:space="0" w:color="auto"/>
+            </w:tcBorders>
+            <w:noWrap/>
+            <w:vAlign w:val="bottom"/>
+            <w:hideMark/>
+          </w:tcPr>
+          <w:p>
+            <w:pPr>
+              <w:rPr>
+                <w:sz w:val="20"/>
+                <w:szCs w:val="20"/>
+                <w:lang w:eastAsia="de-DE"/>
+              </w:rPr>
+            </w:pPr>
+            <w:r>
+              <w:rPr>
+                <w:rFonts w:eastAsia="Times New Roman" w:cstheme="minorHAnsi"/>
+                <w:b/>
+                <w:bCs/>
+                <w:i/>
+                <w:iCs/>
+                <w:sz w:val="20"/>
+                <w:szCs w:val="20"/>
+                <w:lang w:eastAsia="de-DE"/>
+              </w:rPr>
+              <w:t>Zieleinkaufspreis</w:t>
+            </w:r>
+          </w:p>
+        </w:tc>
+        <w:tc>
+          <w:tcPr>
+            <w:tcW w:w="1320" w:type="dxa"/>
+            <w:tcBorders>
+              <w:top w:val="nil"/>
+              <w:left w:val="nil"/>
+              <w:bottom w:val="single" w:sz="4" w:space="0" w:color="auto"/>
+              <w:right w:val="single" w:sz="4" w:space="0" w:color="auto"/>
+            </w:tcBorders>
+            <w:noWrap/>
+            <w:vAlign w:val="bottom"/>
+            <w:hideMark/>
+          </w:tcPr>
+          <w:p>
+            <w:pPr>
+              <w:jc w:val="center"/>
+              <w:rPr>
+                <w:rFonts w:eastAsia="Times New Roman" w:cstheme="minorHAnsi"/>
+                <w:sz w:val="20"/>
+                <w:szCs w:val="20"/>
+                <w:lang w:eastAsia="de-DE"/>
+              </w:rPr>
+            </w:pPr>
+            <w:r>
+              <w:rPr>
+                <w:rFonts w:eastAsia="Times New Roman" w:cstheme="minorHAnsi"/>
+                <w:sz w:val="20"/>
+                <w:szCs w:val="20"/>
+                <w:lang w:eastAsia="de-DE"/>
+              </w:rPr>
+              <w:t> </w:t>
+            </w:r>
+          </w:p>
+        </w:tc>
+        <w:tc>
+          <w:tcPr>
+            <w:tcW w:w="1500" w:type="dxa"/>
+            <w:tcBorders>
+              <w:top w:val="nil"/>
+              <w:left w:val="nil"/>
+              <w:bottom w:val="single" w:sz="4" w:space="0" w:color="auto"/>
+              <w:right w:val="single" w:sz="4" w:space="0" w:color="auto"/>
+            </w:tcBorders>
+            <w:noWrap/>
+            <w:vAlign w:val="bottom"/>
+            <w:hideMark/>
+          </w:tcPr>
+          <w:p>
+            <w:pPr>
+              <w:jc w:val="center"/>
+              <w:rPr>
+                <w:rFonts w:eastAsia="Times New Roman" w:cstheme="minorHAnsi"/>
+                <w:sz w:val="20"/>
+                <w:szCs w:val="20"/>
+                <w:lang w:eastAsia="de-DE"/>
+              </w:rPr>
+            </w:pPr>
+            <w:r>
+              <w:rPr>
+                <w:rFonts w:eastAsia="Times New Roman" w:cstheme="minorHAnsi"/>
+                <w:sz w:val="20"/>
+                <w:szCs w:val="20"/>
+                <w:lang w:eastAsia="de-DE"/>
+              </w:rPr>
+              <w:t> </w:t>
+            </w:r>
+          </w:p>
+        </w:tc>
+        <w:tc>
+          <w:tcPr>
+            <w:tcW w:w="1520" w:type="dxa"/>
+            <w:tcBorders>
+              <w:top w:val="nil"/>
+              <w:left w:val="nil"/>
+              <w:bottom w:val="single" w:sz="4" w:space="0" w:color="auto"/>
+              <w:right w:val="single" w:sz="4" w:space="0" w:color="auto"/>
+            </w:tcBorders>
+            <w:noWrap/>
+            <w:vAlign w:val="bottom"/>
+            <w:hideMark/>
+          </w:tcPr>
+          <w:p>
+            <w:pPr>
+              <w:jc w:val="center"/>
+              <w:rPr>
+                <w:rFonts w:eastAsia="Times New Roman" w:cstheme="minorHAnsi"/>
+                <w:sz w:val="20"/>
+                <w:szCs w:val="20"/>
+                <w:lang w:eastAsia="de-DE"/>
+              </w:rPr>
+            </w:pPr>
+            <w:r>
+              <w:rPr>
+                <w:rFonts w:eastAsia="Times New Roman" w:cstheme="minorHAnsi"/>
+                <w:sz w:val="20"/>
+                <w:szCs w:val="20"/>
+                <w:lang w:eastAsia="de-DE"/>
+              </w:rPr>
+              <w:t> </w:t>
+            </w:r>
+          </w:p>
+        </w:tc>
+      </w:tr>
+      <w:tr>
+        <w:trPr>
+          <w:trHeight w:val="380"/>
+        </w:trPr>
+        <w:tc>
+          <w:tcPr>
+            <w:tcW w:w="4440" w:type="dxa"/>
+            <w:tcBorders>
+              <w:top w:val="nil"/>
+              <w:left w:val="single" w:sz="4" w:space="0" w:color="auto"/>
+              <w:bottom w:val="single" w:sz="4" w:space="0" w:color="auto"/>
+              <w:right w:val="single" w:sz="4" w:space="0" w:color="auto"/>
+            </w:tcBorders>
+            <w:noWrap/>
+            <w:vAlign w:val="bottom"/>
+            <w:hideMark/>
+          </w:tcPr>
+          <w:p>
+            <w:pPr>
+              <w:jc w:val="right"/>
+              <w:rPr>
+                <w:rFonts w:eastAsia="Times New Roman" w:cstheme="minorHAnsi"/>
+                <w:i/>
+                <w:iCs/>
+                <w:sz w:val="20"/>
+                <w:szCs w:val="20"/>
+                <w:lang w:eastAsia="de-DE"/>
+              </w:rPr>
+            </w:pPr>
+            <w:r>
+              <w:rPr>
+                <w:rFonts w:eastAsia="Times New Roman" w:cstheme="minorHAnsi"/>
+                <w:i/>
+                <w:iCs/>
+                <w:sz w:val="20"/>
+                <w:szCs w:val="20"/>
+                <w:lang w:eastAsia="de-DE"/>
+              </w:rPr>
+              <w:t xml:space="preserve"> - </w:t>
+            </w:r>
+            <w:proofErr w:type="spellStart"/>
+            <w:r>
+              <w:rPr>
+                <w:rFonts w:eastAsia="Times New Roman" w:cstheme="minorHAnsi"/>
+                <w:i/>
+                <w:iCs/>
+                <w:sz w:val="20"/>
+                <w:szCs w:val="20"/>
+                <w:lang w:eastAsia="de-DE"/>
+              </w:rPr>
+              <w:t>Liefererskonto</w:t>
+            </w:r>
+            <w:proofErr w:type="spellEnd"/>
+          </w:p>
+        </w:tc>
+        <w:tc>
+          <w:tcPr>
+            <w:tcW w:w="1320" w:type="dxa"/>
+            <w:tcBorders>
+              <w:top w:val="nil"/>
+              <w:left w:val="nil"/>
+              <w:bottom w:val="single" w:sz="4" w:space="0" w:color="auto"/>
+              <w:right w:val="single" w:sz="4" w:space="0" w:color="auto"/>
+            </w:tcBorders>
+            <w:noWrap/>
+            <w:vAlign w:val="bottom"/>
+            <w:hideMark/>
+          </w:tcPr>
+          <w:p>
+            <w:pPr>
+              <w:rPr>
+                <w:rFonts w:eastAsia="Times New Roman" w:cstheme="minorHAnsi"/>
+                <w:sz w:val="20"/>
+                <w:szCs w:val="20"/>
+                <w:lang w:eastAsia="de-DE"/>
+              </w:rPr>
+            </w:pPr>
+            <w:r>
+              <w:rPr>
+                <w:rFonts w:eastAsia="Times New Roman" w:cstheme="minorHAnsi"/>
+                <w:sz w:val="20"/>
+                <w:szCs w:val="20"/>
+                <w:lang w:eastAsia="de-DE"/>
+              </w:rPr>
+              <w:t> </w:t>
+            </w:r>
+          </w:p>
+        </w:tc>
+        <w:tc>
+          <w:tcPr>
+            <w:tcW w:w="1500" w:type="dxa"/>
+            <w:tcBorders>
+              <w:top w:val="nil"/>
+              <w:left w:val="nil"/>
+              <w:bottom w:val="single" w:sz="4" w:space="0" w:color="auto"/>
+              <w:right w:val="single" w:sz="4" w:space="0" w:color="auto"/>
+            </w:tcBorders>
+            <w:noWrap/>
+            <w:vAlign w:val="bottom"/>
+            <w:hideMark/>
+          </w:tcPr>
+          <w:p>
+            <w:pPr>
+              <w:rPr>
+                <w:rFonts w:eastAsia="Times New Roman" w:cstheme="minorHAnsi"/>
+                <w:sz w:val="20"/>
+                <w:szCs w:val="20"/>
+                <w:lang w:eastAsia="de-DE"/>
+              </w:rPr>
+            </w:pPr>
+            <w:r>
+              <w:rPr>
+                <w:rFonts w:eastAsia="Times New Roman" w:cstheme="minorHAnsi"/>
+                <w:sz w:val="20"/>
+                <w:szCs w:val="20"/>
+                <w:lang w:eastAsia="de-DE"/>
+              </w:rPr>
+              <w:t> </w:t>
+            </w:r>
+          </w:p>
+        </w:tc>
+        <w:tc>
+          <w:tcPr>
+            <w:tcW w:w="1520" w:type="dxa"/>
+            <w:tcBorders>
+              <w:top w:val="nil"/>
+              <w:left w:val="nil"/>
+              <w:bottom w:val="single" w:sz="4" w:space="0" w:color="auto"/>
+              <w:right w:val="single" w:sz="4" w:space="0" w:color="auto"/>
+            </w:tcBorders>
+            <w:noWrap/>
+            <w:vAlign w:val="bottom"/>
+            <w:hideMark/>
+          </w:tcPr>
+          <w:p>
+            <w:pPr>
+              <w:rPr>
+                <w:rFonts w:eastAsia="Times New Roman" w:cstheme="minorHAnsi"/>
+                <w:sz w:val="20"/>
+                <w:szCs w:val="20"/>
+                <w:lang w:eastAsia="de-DE"/>
+              </w:rPr>
+            </w:pPr>
+            <w:r>
+              <w:rPr>
+                <w:rFonts w:eastAsia="Times New Roman" w:cstheme="minorHAnsi"/>
+                <w:sz w:val="20"/>
+                <w:szCs w:val="20"/>
+                <w:lang w:eastAsia="de-DE"/>
+              </w:rPr>
+              <w:t> </w:t>
+            </w:r>
+          </w:p>
+        </w:tc>
+      </w:tr>
+      <w:tr>
+        <w:trPr>
+          <w:trHeight w:val="380"/>
+        </w:trPr>
+        <w:tc>
+          <w:tcPr>
+            <w:tcW w:w="4440" w:type="dxa"/>
+            <w:tcBorders>
+              <w:top w:val="nil"/>
+              <w:left w:val="single" w:sz="4" w:space="0" w:color="auto"/>
+              <w:bottom w:val="single" w:sz="4" w:space="0" w:color="auto"/>
+              <w:right w:val="single" w:sz="4" w:space="0" w:color="auto"/>
+            </w:tcBorders>
+            <w:noWrap/>
+            <w:vAlign w:val="bottom"/>
+            <w:hideMark/>
+          </w:tcPr>
+          <w:p>
+            <w:pPr>
+              <w:rPr>
+                <w:rFonts w:eastAsia="Times New Roman" w:cstheme="minorHAnsi"/>
+                <w:i/>
+                <w:iCs/>
+                <w:sz w:val="20"/>
+                <w:szCs w:val="20"/>
+                <w:lang w:eastAsia="de-DE"/>
+              </w:rPr>
+            </w:pPr>
+            <w:r>
+              <w:rPr>
+                <w:rFonts w:eastAsia="Times New Roman" w:cstheme="minorHAnsi"/>
+                <w:b/>
+                <w:bCs/>
+                <w:i/>
+                <w:iCs/>
+                <w:sz w:val="20"/>
+                <w:szCs w:val="20"/>
+                <w:lang w:eastAsia="de-DE"/>
+              </w:rPr>
+              <w:t>Bareinkaufspreis</w:t>
+            </w:r>
+          </w:p>
+        </w:tc>
+        <w:tc>
+          <w:tcPr>
+            <w:tcW w:w="1320" w:type="dxa"/>
+            <w:tcBorders>
+              <w:top w:val="nil"/>
+              <w:left w:val="nil"/>
+              <w:bottom w:val="single" w:sz="4" w:space="0" w:color="auto"/>
+              <w:right w:val="single" w:sz="4" w:space="0" w:color="auto"/>
+            </w:tcBorders>
+            <w:noWrap/>
+            <w:vAlign w:val="bottom"/>
+            <w:hideMark/>
+          </w:tcPr>
+          <w:p>
+            <w:pPr>
+              <w:rPr>
+                <w:rFonts w:eastAsia="Times New Roman" w:cstheme="minorHAnsi"/>
+                <w:sz w:val="20"/>
+                <w:szCs w:val="20"/>
+                <w:lang w:eastAsia="de-DE"/>
+              </w:rPr>
+            </w:pPr>
+            <w:r>
+              <w:rPr>
+                <w:rFonts w:eastAsia="Times New Roman" w:cstheme="minorHAnsi"/>
+                <w:sz w:val="20"/>
+                <w:szCs w:val="20"/>
+                <w:lang w:eastAsia="de-DE"/>
+              </w:rPr>
+              <w:t> </w:t>
+            </w:r>
+          </w:p>
+        </w:tc>
+        <w:tc>
+          <w:tcPr>
+            <w:tcW w:w="1500" w:type="dxa"/>
+            <w:tcBorders>
+              <w:top w:val="nil"/>
+              <w:left w:val="nil"/>
+              <w:bottom w:val="single" w:sz="4" w:space="0" w:color="auto"/>
+              <w:right w:val="single" w:sz="4" w:space="0" w:color="auto"/>
+            </w:tcBorders>
+            <w:noWrap/>
+            <w:vAlign w:val="bottom"/>
+            <w:hideMark/>
+          </w:tcPr>
+          <w:p>
+            <w:pPr>
+              <w:rPr>
+                <w:rFonts w:eastAsia="Times New Roman" w:cstheme="minorHAnsi"/>
+                <w:sz w:val="20"/>
+                <w:szCs w:val="20"/>
+                <w:lang w:eastAsia="de-DE"/>
+              </w:rPr>
+            </w:pPr>
+            <w:r>
+              <w:rPr>
+                <w:rFonts w:eastAsia="Times New Roman" w:cstheme="minorHAnsi"/>
+                <w:sz w:val="20"/>
+                <w:szCs w:val="20"/>
+                <w:lang w:eastAsia="de-DE"/>
+              </w:rPr>
+              <w:t> </w:t>
+            </w:r>
+          </w:p>
+        </w:tc>
+        <w:tc>
+          <w:tcPr>
+            <w:tcW w:w="1520" w:type="dxa"/>
+            <w:tcBorders>
+              <w:top w:val="nil"/>
+              <w:left w:val="nil"/>
+              <w:bottom w:val="single" w:sz="4" w:space="0" w:color="auto"/>
+              <w:right w:val="single" w:sz="4" w:space="0" w:color="auto"/>
+            </w:tcBorders>
+            <w:noWrap/>
+            <w:vAlign w:val="bottom"/>
+            <w:hideMark/>
+          </w:tcPr>
+          <w:p>
+            <w:pPr>
+              <w:rPr>
+                <w:rFonts w:eastAsia="Times New Roman" w:cstheme="minorHAnsi"/>
+                <w:sz w:val="20"/>
+                <w:szCs w:val="20"/>
+                <w:lang w:eastAsia="de-DE"/>
+              </w:rPr>
+            </w:pPr>
+            <w:r>
+              <w:rPr>
+                <w:rFonts w:eastAsia="Times New Roman" w:cstheme="minorHAnsi"/>
+                <w:sz w:val="20"/>
+                <w:szCs w:val="20"/>
+                <w:lang w:eastAsia="de-DE"/>
+              </w:rPr>
+              <w:t> </w:t>
+            </w:r>
+          </w:p>
+        </w:tc>
+      </w:tr>
+      <w:tr>
+        <w:trPr>
+          <w:trHeight w:val="380"/>
+        </w:trPr>
+        <w:tc>
+          <w:tcPr>
+            <w:tcW w:w="4440" w:type="dxa"/>
+            <w:tcBorders>
+              <w:top w:val="nil"/>
+              <w:left w:val="single" w:sz="4" w:space="0" w:color="auto"/>
+              <w:bottom w:val="single" w:sz="4" w:space="0" w:color="auto"/>
+              <w:right w:val="single" w:sz="4" w:space="0" w:color="auto"/>
+            </w:tcBorders>
+            <w:noWrap/>
+            <w:vAlign w:val="bottom"/>
+            <w:hideMark/>
+          </w:tcPr>
+          <w:p>
+            <w:pPr>
+              <w:jc w:val="right"/>
+              <w:rPr>
+                <w:rFonts w:eastAsia="Times New Roman" w:cstheme="minorHAnsi"/>
+                <w:b/>
+                <w:bCs/>
+                <w:i/>
+                <w:iCs/>
+                <w:sz w:val="20"/>
+                <w:szCs w:val="20"/>
+                <w:lang w:eastAsia="de-DE"/>
+              </w:rPr>
+            </w:pPr>
+            <w:r>
+              <w:rPr>
+                <w:rFonts w:eastAsia="Times New Roman" w:cstheme="minorHAnsi"/>
+                <w:i/>
+                <w:iCs/>
+                <w:sz w:val="20"/>
+                <w:szCs w:val="20"/>
+                <w:lang w:eastAsia="de-DE"/>
+              </w:rPr>
+              <w:t xml:space="preserve"> + Bezugskosten</w:t>
+            </w:r>
+          </w:p>
+        </w:tc>
+        <w:tc>
+          <w:tcPr>
+            <w:tcW w:w="1320" w:type="dxa"/>
+            <w:tcBorders>
+              <w:top w:val="nil"/>
+              <w:left w:val="nil"/>
+              <w:bottom w:val="single" w:sz="4" w:space="0" w:color="auto"/>
+              <w:right w:val="single" w:sz="4" w:space="0" w:color="auto"/>
+            </w:tcBorders>
+            <w:noWrap/>
+            <w:vAlign w:val="bottom"/>
+            <w:hideMark/>
+          </w:tcPr>
+          <w:p>
+            <w:pPr>
+              <w:rPr>
+                <w:rFonts w:eastAsia="Times New Roman" w:cstheme="minorHAnsi"/>
+                <w:sz w:val="20"/>
+                <w:szCs w:val="20"/>
+                <w:lang w:eastAsia="de-DE"/>
+              </w:rPr>
+            </w:pPr>
+            <w:r>
+              <w:rPr>
+                <w:rFonts w:eastAsia="Times New Roman" w:cstheme="minorHAnsi"/>
+                <w:sz w:val="20"/>
+                <w:szCs w:val="20"/>
+                <w:lang w:eastAsia="de-DE"/>
+              </w:rPr>
+              <w:t> </w:t>
+            </w:r>
+          </w:p>
+        </w:tc>
+        <w:tc>
+          <w:tcPr>
+            <w:tcW w:w="1500" w:type="dxa"/>
+            <w:tcBorders>
+              <w:top w:val="nil"/>
+              <w:left w:val="nil"/>
+              <w:bottom w:val="single" w:sz="4" w:space="0" w:color="auto"/>
+              <w:right w:val="single" w:sz="4" w:space="0" w:color="auto"/>
+            </w:tcBorders>
+            <w:noWrap/>
+            <w:vAlign w:val="bottom"/>
+            <w:hideMark/>
+          </w:tcPr>
+          <w:p>
+            <w:pPr>
+              <w:rPr>
+                <w:rFonts w:eastAsia="Times New Roman" w:cstheme="minorHAnsi"/>
+                <w:sz w:val="20"/>
+                <w:szCs w:val="20"/>
+                <w:lang w:eastAsia="de-DE"/>
+              </w:rPr>
+            </w:pPr>
+            <w:r>
+              <w:rPr>
+                <w:rFonts w:eastAsia="Times New Roman" w:cstheme="minorHAnsi"/>
+                <w:sz w:val="20"/>
+                <w:szCs w:val="20"/>
+                <w:lang w:eastAsia="de-DE"/>
+              </w:rPr>
+              <w:t> </w:t>
+            </w:r>
+          </w:p>
+        </w:tc>
+        <w:tc>
+          <w:tcPr>
+            <w:tcW w:w="1520" w:type="dxa"/>
+            <w:tcBorders>
+              <w:top w:val="nil"/>
+              <w:left w:val="nil"/>
+              <w:bottom w:val="single" w:sz="4" w:space="0" w:color="auto"/>
+              <w:right w:val="single" w:sz="4" w:space="0" w:color="auto"/>
+            </w:tcBorders>
+            <w:noWrap/>
+            <w:vAlign w:val="bottom"/>
+            <w:hideMark/>
+          </w:tcPr>
+          <w:p>
+            <w:pPr>
+              <w:rPr>
+                <w:rFonts w:eastAsia="Times New Roman" w:cstheme="minorHAnsi"/>
+                <w:sz w:val="20"/>
+                <w:szCs w:val="20"/>
+                <w:lang w:eastAsia="de-DE"/>
+              </w:rPr>
+            </w:pPr>
+            <w:r>
+              <w:rPr>
+                <w:rFonts w:eastAsia="Times New Roman" w:cstheme="minorHAnsi"/>
+                <w:sz w:val="20"/>
+                <w:szCs w:val="20"/>
+                <w:lang w:eastAsia="de-DE"/>
+              </w:rPr>
+              <w:t> </w:t>
+            </w:r>
+          </w:p>
+        </w:tc>
+      </w:tr>
+      <w:tr>
+        <w:trPr>
+          <w:trHeight w:val="380"/>
+        </w:trPr>
+        <w:tc>
+          <w:tcPr>
+            <w:tcW w:w="4440" w:type="dxa"/>
+            <w:tcBorders>
+              <w:top w:val="nil"/>
+              <w:left w:val="single" w:sz="4" w:space="0" w:color="auto"/>
+              <w:bottom w:val="single" w:sz="4" w:space="0" w:color="auto"/>
+              <w:right w:val="single" w:sz="4" w:space="0" w:color="auto"/>
+            </w:tcBorders>
+            <w:noWrap/>
+            <w:vAlign w:val="bottom"/>
+            <w:hideMark/>
+          </w:tcPr>
+          <w:p>
+            <w:pPr>
+              <w:rPr>
+                <w:rFonts w:eastAsia="Times New Roman" w:cstheme="minorHAnsi"/>
+                <w:i/>
+                <w:iCs/>
+                <w:sz w:val="20"/>
+                <w:szCs w:val="20"/>
+                <w:lang w:eastAsia="de-DE"/>
+              </w:rPr>
+            </w:pPr>
+            <w:r>
+              <w:rPr>
+                <w:rFonts w:eastAsia="Times New Roman" w:cstheme="minorHAnsi"/>
+                <w:b/>
+                <w:bCs/>
+                <w:i/>
+                <w:iCs/>
+                <w:sz w:val="20"/>
+                <w:szCs w:val="20"/>
+                <w:lang w:eastAsia="de-DE"/>
+              </w:rPr>
+              <w:t>Bezugspreis (Einstandspreis)</w:t>
+            </w:r>
+          </w:p>
+        </w:tc>
+        <w:tc>
+          <w:tcPr>
+            <w:tcW w:w="1320" w:type="dxa"/>
+            <w:tcBorders>
+              <w:top w:val="nil"/>
+              <w:left w:val="nil"/>
+              <w:bottom w:val="single" w:sz="4" w:space="0" w:color="auto"/>
+              <w:right w:val="single" w:sz="4" w:space="0" w:color="auto"/>
+            </w:tcBorders>
+            <w:noWrap/>
+            <w:vAlign w:val="bottom"/>
+            <w:hideMark/>
+          </w:tcPr>
+          <w:p>
+            <w:pPr>
+              <w:rPr>
+                <w:rFonts w:eastAsia="Times New Roman" w:cstheme="minorHAnsi"/>
+                <w:sz w:val="20"/>
+                <w:szCs w:val="20"/>
+                <w:lang w:eastAsia="de-DE"/>
+              </w:rPr>
+            </w:pPr>
+            <w:r>
+              <w:rPr>
+                <w:rFonts w:eastAsia="Times New Roman" w:cstheme="minorHAnsi"/>
+                <w:sz w:val="20"/>
+                <w:szCs w:val="20"/>
+                <w:lang w:eastAsia="de-DE"/>
+              </w:rPr>
+              <w:t> </w:t>
+            </w:r>
+          </w:p>
+        </w:tc>
+        <w:tc>
+          <w:tcPr>
+            <w:tcW w:w="1500" w:type="dxa"/>
+            <w:tcBorders>
+              <w:top w:val="nil"/>
+              <w:left w:val="nil"/>
+              <w:bottom w:val="single" w:sz="4" w:space="0" w:color="auto"/>
+              <w:right w:val="single" w:sz="4" w:space="0" w:color="auto"/>
+            </w:tcBorders>
+            <w:noWrap/>
+            <w:vAlign w:val="bottom"/>
+            <w:hideMark/>
+          </w:tcPr>
+          <w:p>
+            <w:pPr>
+              <w:rPr>
+                <w:rFonts w:eastAsia="Times New Roman" w:cstheme="minorHAnsi"/>
+                <w:sz w:val="20"/>
+                <w:szCs w:val="20"/>
+                <w:lang w:eastAsia="de-DE"/>
+              </w:rPr>
+            </w:pPr>
+            <w:r>
+              <w:rPr>
+                <w:rFonts w:eastAsia="Times New Roman" w:cstheme="minorHAnsi"/>
+                <w:sz w:val="20"/>
+                <w:szCs w:val="20"/>
+                <w:lang w:eastAsia="de-DE"/>
+              </w:rPr>
+              <w:t> </w:t>
+            </w:r>
+          </w:p>
+        </w:tc>
+        <w:tc>
+          <w:tcPr>
+            <w:tcW w:w="1520" w:type="dxa"/>
+            <w:tcBorders>
+              <w:top w:val="nil"/>
+              <w:left w:val="nil"/>
+              <w:bottom w:val="single" w:sz="4" w:space="0" w:color="auto"/>
+              <w:right w:val="single" w:sz="4" w:space="0" w:color="auto"/>
+            </w:tcBorders>
+            <w:noWrap/>
+            <w:vAlign w:val="bottom"/>
+            <w:hideMark/>
+          </w:tcPr>
+          <w:p>
+            <w:pPr>
+              <w:rPr>
+                <w:rFonts w:eastAsia="Times New Roman" w:cstheme="minorHAnsi"/>
+                <w:sz w:val="20"/>
+                <w:szCs w:val="20"/>
+                <w:lang w:eastAsia="de-DE"/>
+              </w:rPr>
+            </w:pPr>
+            <w:r>
+              <w:rPr>
+                <w:rFonts w:eastAsia="Times New Roman" w:cstheme="minorHAnsi"/>
+                <w:sz w:val="20"/>
+                <w:szCs w:val="20"/>
+                <w:lang w:eastAsia="de-DE"/>
+              </w:rPr>
+              <w:t> </w:t>
+            </w:r>
+          </w:p>
+        </w:tc>
+      </w:tr>
+      <w:tr>
+        <w:trPr>
+          <w:trHeight w:val="380"/>
+        </w:trPr>
+        <w:tc>
+          <w:tcPr>
+            <w:tcW w:w="4440" w:type="dxa"/>
+            <w:tcBorders>
+              <w:top w:val="nil"/>
+              <w:left w:val="single" w:sz="4" w:space="0" w:color="auto"/>
+              <w:bottom w:val="single" w:sz="4" w:space="0" w:color="auto"/>
+              <w:right w:val="single" w:sz="4" w:space="0" w:color="auto"/>
+            </w:tcBorders>
+            <w:noWrap/>
+            <w:vAlign w:val="bottom"/>
+            <w:hideMark/>
+          </w:tcPr>
+          <w:p>
+            <w:pPr>
+              <w:jc w:val="right"/>
+              <w:rPr>
+                <w:rFonts w:eastAsia="Times New Roman" w:cstheme="minorHAnsi"/>
+                <w:b/>
+                <w:bCs/>
+                <w:i/>
+                <w:iCs/>
+                <w:sz w:val="20"/>
+                <w:szCs w:val="20"/>
+                <w:lang w:eastAsia="de-DE"/>
+              </w:rPr>
+            </w:pPr>
+            <w:r>
+              <w:rPr>
+                <w:rFonts w:eastAsia="Times New Roman" w:cstheme="minorHAnsi"/>
+                <w:i/>
+                <w:iCs/>
+                <w:sz w:val="20"/>
+                <w:szCs w:val="20"/>
+                <w:lang w:eastAsia="de-DE"/>
+              </w:rPr>
+              <w:t xml:space="preserve"> + Handlungskosten</w:t>
+            </w:r>
+          </w:p>
+        </w:tc>
+        <w:tc>
+          <w:tcPr>
+            <w:tcW w:w="1320" w:type="dxa"/>
+            <w:tcBorders>
+              <w:top w:val="nil"/>
+              <w:left w:val="nil"/>
+              <w:bottom w:val="single" w:sz="4" w:space="0" w:color="auto"/>
+              <w:right w:val="single" w:sz="4" w:space="0" w:color="auto"/>
+            </w:tcBorders>
+            <w:noWrap/>
+            <w:vAlign w:val="bottom"/>
+            <w:hideMark/>
+          </w:tcPr>
+          <w:p>
+            <w:pPr>
+              <w:rPr>
+                <w:rFonts w:eastAsia="Times New Roman" w:cstheme="minorHAnsi"/>
+                <w:sz w:val="20"/>
+                <w:szCs w:val="20"/>
+                <w:lang w:eastAsia="de-DE"/>
+              </w:rPr>
+            </w:pPr>
+            <w:r>
+              <w:rPr>
+                <w:rFonts w:eastAsia="Times New Roman" w:cstheme="minorHAnsi"/>
+                <w:sz w:val="20"/>
+                <w:szCs w:val="20"/>
+                <w:lang w:eastAsia="de-DE"/>
+              </w:rPr>
+              <w:t> </w:t>
+            </w:r>
+          </w:p>
+        </w:tc>
+        <w:tc>
+          <w:tcPr>
+            <w:tcW w:w="1500" w:type="dxa"/>
+            <w:tcBorders>
+              <w:top w:val="nil"/>
+              <w:left w:val="nil"/>
+              <w:bottom w:val="single" w:sz="4" w:space="0" w:color="auto"/>
+              <w:right w:val="single" w:sz="4" w:space="0" w:color="auto"/>
+            </w:tcBorders>
+            <w:noWrap/>
+            <w:vAlign w:val="bottom"/>
+            <w:hideMark/>
+          </w:tcPr>
+          <w:p>
+            <w:pPr>
+              <w:rPr>
+                <w:rFonts w:eastAsia="Times New Roman" w:cstheme="minorHAnsi"/>
+                <w:sz w:val="20"/>
+                <w:szCs w:val="20"/>
+                <w:lang w:eastAsia="de-DE"/>
+              </w:rPr>
+            </w:pPr>
+            <w:r>
+              <w:rPr>
+                <w:rFonts w:eastAsia="Times New Roman" w:cstheme="minorHAnsi"/>
+                <w:sz w:val="20"/>
+                <w:szCs w:val="20"/>
+                <w:lang w:eastAsia="de-DE"/>
+              </w:rPr>
+              <w:t> </w:t>
+            </w:r>
+          </w:p>
+        </w:tc>
+        <w:tc>
+          <w:tcPr>
+            <w:tcW w:w="1520" w:type="dxa"/>
+            <w:tcBorders>
+              <w:top w:val="nil"/>
+              <w:left w:val="nil"/>
+              <w:bottom w:val="single" w:sz="4" w:space="0" w:color="auto"/>
+              <w:right w:val="single" w:sz="4" w:space="0" w:color="auto"/>
+            </w:tcBorders>
+            <w:noWrap/>
+            <w:vAlign w:val="bottom"/>
+            <w:hideMark/>
+          </w:tcPr>
+          <w:p>
+            <w:pPr>
+              <w:rPr>
+                <w:rFonts w:eastAsia="Times New Roman" w:cstheme="minorHAnsi"/>
+                <w:sz w:val="20"/>
+                <w:szCs w:val="20"/>
+                <w:lang w:eastAsia="de-DE"/>
+              </w:rPr>
+            </w:pPr>
+            <w:r>
+              <w:rPr>
+                <w:rFonts w:eastAsia="Times New Roman" w:cstheme="minorHAnsi"/>
+                <w:sz w:val="20"/>
+                <w:szCs w:val="20"/>
+                <w:lang w:eastAsia="de-DE"/>
+              </w:rPr>
+              <w:t> </w:t>
+            </w:r>
+          </w:p>
+        </w:tc>
+      </w:tr>
+      <w:tr>
+        <w:trPr>
+          <w:trHeight w:val="380"/>
+        </w:trPr>
+        <w:tc>
+          <w:tcPr>
+            <w:tcW w:w="4440" w:type="dxa"/>
+            <w:tcBorders>
+              <w:top w:val="nil"/>
+              <w:left w:val="single" w:sz="4" w:space="0" w:color="auto"/>
+              <w:bottom w:val="single" w:sz="4" w:space="0" w:color="auto"/>
+              <w:right w:val="single" w:sz="4" w:space="0" w:color="auto"/>
+            </w:tcBorders>
+            <w:noWrap/>
+            <w:vAlign w:val="bottom"/>
+            <w:hideMark/>
+          </w:tcPr>
+          <w:p>
+            <w:pPr>
+              <w:rPr>
+                <w:rFonts w:eastAsia="Times New Roman" w:cstheme="minorHAnsi"/>
+                <w:i/>
+                <w:iCs/>
+                <w:sz w:val="20"/>
+                <w:szCs w:val="20"/>
+                <w:lang w:eastAsia="de-DE"/>
+              </w:rPr>
+            </w:pPr>
+            <w:r>
+              <w:rPr>
+                <w:rFonts w:eastAsia="Times New Roman" w:cstheme="minorHAnsi"/>
+                <w:b/>
+                <w:bCs/>
+                <w:i/>
+                <w:iCs/>
+                <w:sz w:val="20"/>
+                <w:szCs w:val="20"/>
+                <w:lang w:eastAsia="de-DE"/>
+              </w:rPr>
+              <w:t>Selbstkosten</w:t>
+            </w:r>
+          </w:p>
+        </w:tc>
+        <w:tc>
+          <w:tcPr>
+            <w:tcW w:w="1320" w:type="dxa"/>
+            <w:tcBorders>
+              <w:top w:val="nil"/>
+              <w:left w:val="nil"/>
+              <w:bottom w:val="single" w:sz="4" w:space="0" w:color="auto"/>
+              <w:right w:val="single" w:sz="4" w:space="0" w:color="auto"/>
+            </w:tcBorders>
+            <w:noWrap/>
+            <w:vAlign w:val="bottom"/>
+            <w:hideMark/>
+          </w:tcPr>
+          <w:p>
+            <w:pPr>
+              <w:rPr>
+                <w:rFonts w:eastAsia="Times New Roman" w:cstheme="minorHAnsi"/>
+                <w:sz w:val="20"/>
+                <w:szCs w:val="20"/>
+                <w:lang w:eastAsia="de-DE"/>
+              </w:rPr>
+            </w:pPr>
+            <w:r>
+              <w:rPr>
+                <w:rFonts w:eastAsia="Times New Roman" w:cstheme="minorHAnsi"/>
+                <w:sz w:val="20"/>
+                <w:szCs w:val="20"/>
+                <w:lang w:eastAsia="de-DE"/>
+              </w:rPr>
+              <w:t> </w:t>
+            </w:r>
+          </w:p>
+        </w:tc>
+        <w:tc>
+          <w:tcPr>
+            <w:tcW w:w="1500" w:type="dxa"/>
+            <w:tcBorders>
+              <w:top w:val="nil"/>
+              <w:left w:val="nil"/>
+              <w:bottom w:val="single" w:sz="4" w:space="0" w:color="auto"/>
+              <w:right w:val="single" w:sz="4" w:space="0" w:color="auto"/>
+            </w:tcBorders>
+            <w:noWrap/>
+            <w:vAlign w:val="bottom"/>
+            <w:hideMark/>
+          </w:tcPr>
+          <w:p>
+            <w:pPr>
+              <w:rPr>
+                <w:rFonts w:eastAsia="Times New Roman" w:cstheme="minorHAnsi"/>
+                <w:sz w:val="20"/>
+                <w:szCs w:val="20"/>
+                <w:lang w:eastAsia="de-DE"/>
+              </w:rPr>
+            </w:pPr>
+            <w:r>
+              <w:rPr>
+                <w:rFonts w:eastAsia="Times New Roman" w:cstheme="minorHAnsi"/>
+                <w:sz w:val="20"/>
+                <w:szCs w:val="20"/>
+                <w:lang w:eastAsia="de-DE"/>
+              </w:rPr>
+              <w:t> </w:t>
+            </w:r>
+          </w:p>
+        </w:tc>
+        <w:tc>
+          <w:tcPr>
+            <w:tcW w:w="1520" w:type="dxa"/>
+            <w:tcBorders>
+              <w:top w:val="nil"/>
+              <w:left w:val="nil"/>
+              <w:bottom w:val="single" w:sz="4" w:space="0" w:color="auto"/>
+              <w:right w:val="single" w:sz="4" w:space="0" w:color="auto"/>
+            </w:tcBorders>
+            <w:noWrap/>
+            <w:vAlign w:val="bottom"/>
+            <w:hideMark/>
+          </w:tcPr>
+          <w:p>
+            <w:pPr>
+              <w:rPr>
+                <w:rFonts w:eastAsia="Times New Roman" w:cstheme="minorHAnsi"/>
+                <w:sz w:val="20"/>
+                <w:szCs w:val="20"/>
+                <w:lang w:eastAsia="de-DE"/>
+              </w:rPr>
+            </w:pPr>
+            <w:r>
+              <w:rPr>
+                <w:rFonts w:eastAsia="Times New Roman" w:cstheme="minorHAnsi"/>
+                <w:sz w:val="20"/>
+                <w:szCs w:val="20"/>
+                <w:lang w:eastAsia="de-DE"/>
+              </w:rPr>
+              <w:t> </w:t>
+            </w:r>
+          </w:p>
+        </w:tc>
+      </w:tr>
+      <w:tr>
+        <w:trPr>
+          <w:trHeight w:val="380"/>
+        </w:trPr>
+        <w:tc>
+          <w:tcPr>
+            <w:tcW w:w="4440" w:type="dxa"/>
+            <w:tcBorders>
+              <w:top w:val="nil"/>
+              <w:left w:val="single" w:sz="4" w:space="0" w:color="auto"/>
+              <w:bottom w:val="single" w:sz="4" w:space="0" w:color="auto"/>
+              <w:right w:val="single" w:sz="4" w:space="0" w:color="auto"/>
+            </w:tcBorders>
+            <w:noWrap/>
+            <w:vAlign w:val="bottom"/>
+            <w:hideMark/>
+          </w:tcPr>
+          <w:p>
+            <w:pPr>
+              <w:jc w:val="right"/>
+              <w:rPr>
+                <w:rFonts w:eastAsia="Times New Roman" w:cstheme="minorHAnsi"/>
+                <w:b/>
+                <w:bCs/>
+                <w:i/>
+                <w:iCs/>
+                <w:sz w:val="20"/>
+                <w:szCs w:val="20"/>
+                <w:lang w:eastAsia="de-DE"/>
+              </w:rPr>
+            </w:pPr>
+            <w:r>
+              <w:rPr>
+                <w:rFonts w:eastAsia="Times New Roman" w:cstheme="minorHAnsi"/>
+                <w:i/>
+                <w:iCs/>
+                <w:sz w:val="20"/>
+                <w:szCs w:val="20"/>
+                <w:lang w:eastAsia="de-DE"/>
+              </w:rPr>
+              <w:t xml:space="preserve"> + Gewinnzuschlag</w:t>
+            </w:r>
+          </w:p>
+        </w:tc>
+        <w:tc>
+          <w:tcPr>
+            <w:tcW w:w="1320" w:type="dxa"/>
+            <w:tcBorders>
+              <w:top w:val="nil"/>
+              <w:left w:val="nil"/>
+              <w:bottom w:val="single" w:sz="4" w:space="0" w:color="auto"/>
+              <w:right w:val="single" w:sz="4" w:space="0" w:color="auto"/>
+            </w:tcBorders>
+            <w:noWrap/>
+            <w:vAlign w:val="bottom"/>
+            <w:hideMark/>
+          </w:tcPr>
+          <w:p>
+            <w:pPr>
+              <w:rPr>
+                <w:rFonts w:eastAsia="Times New Roman" w:cstheme="minorHAnsi"/>
+                <w:sz w:val="20"/>
+                <w:szCs w:val="20"/>
+                <w:lang w:eastAsia="de-DE"/>
+              </w:rPr>
+            </w:pPr>
+            <w:r>
+              <w:rPr>
+                <w:rFonts w:eastAsia="Times New Roman" w:cstheme="minorHAnsi"/>
+                <w:sz w:val="20"/>
+                <w:szCs w:val="20"/>
+                <w:lang w:eastAsia="de-DE"/>
+              </w:rPr>
+              <w:t> </w:t>
+            </w:r>
+          </w:p>
+        </w:tc>
+        <w:tc>
+          <w:tcPr>
+            <w:tcW w:w="1500" w:type="dxa"/>
+            <w:tcBorders>
+              <w:top w:val="nil"/>
+              <w:left w:val="nil"/>
+              <w:bottom w:val="single" w:sz="4" w:space="0" w:color="auto"/>
+              <w:right w:val="single" w:sz="4" w:space="0" w:color="auto"/>
+            </w:tcBorders>
+            <w:noWrap/>
+            <w:vAlign w:val="bottom"/>
+            <w:hideMark/>
+          </w:tcPr>
+          <w:p>
+            <w:pPr>
+              <w:rPr>
+                <w:rFonts w:eastAsia="Times New Roman" w:cstheme="minorHAnsi"/>
+                <w:sz w:val="20"/>
+                <w:szCs w:val="20"/>
+                <w:lang w:eastAsia="de-DE"/>
+              </w:rPr>
+            </w:pPr>
+            <w:r>
+              <w:rPr>
+                <w:rFonts w:eastAsia="Times New Roman" w:cstheme="minorHAnsi"/>
+                <w:sz w:val="20"/>
+                <w:szCs w:val="20"/>
+                <w:lang w:eastAsia="de-DE"/>
+              </w:rPr>
+              <w:t> </w:t>
+            </w:r>
+          </w:p>
+        </w:tc>
+        <w:tc>
+          <w:tcPr>
+            <w:tcW w:w="1520" w:type="dxa"/>
+            <w:tcBorders>
+              <w:top w:val="nil"/>
+              <w:left w:val="nil"/>
+              <w:bottom w:val="single" w:sz="4" w:space="0" w:color="auto"/>
+              <w:right w:val="single" w:sz="4" w:space="0" w:color="auto"/>
+            </w:tcBorders>
+            <w:noWrap/>
+            <w:vAlign w:val="bottom"/>
+            <w:hideMark/>
+          </w:tcPr>
+          <w:p>
+            <w:pPr>
+              <w:rPr>
+                <w:rFonts w:eastAsia="Times New Roman" w:cstheme="minorHAnsi"/>
+                <w:sz w:val="20"/>
+                <w:szCs w:val="20"/>
+                <w:lang w:eastAsia="de-DE"/>
+              </w:rPr>
+            </w:pPr>
+            <w:r>
+              <w:rPr>
+                <w:rFonts w:eastAsia="Times New Roman" w:cstheme="minorHAnsi"/>
+                <w:sz w:val="20"/>
+                <w:szCs w:val="20"/>
+                <w:lang w:eastAsia="de-DE"/>
+              </w:rPr>
+              <w:t> </w:t>
+            </w:r>
+          </w:p>
+        </w:tc>
+      </w:tr>
+      <w:tr>
+        <w:trPr>
+          <w:trHeight w:val="380"/>
+        </w:trPr>
+        <w:tc>
+          <w:tcPr>
+            <w:tcW w:w="4440" w:type="dxa"/>
+            <w:tcBorders>
+              <w:top w:val="nil"/>
+              <w:left w:val="single" w:sz="4" w:space="0" w:color="auto"/>
+              <w:bottom w:val="single" w:sz="4" w:space="0" w:color="auto"/>
+              <w:right w:val="single" w:sz="4" w:space="0" w:color="auto"/>
+            </w:tcBorders>
+            <w:noWrap/>
+            <w:vAlign w:val="bottom"/>
+            <w:hideMark/>
+          </w:tcPr>
+          <w:p>
+            <w:pPr>
+              <w:rPr>
+                <w:rFonts w:eastAsia="Times New Roman" w:cstheme="minorHAnsi"/>
+                <w:i/>
+                <w:iCs/>
+                <w:sz w:val="20"/>
+                <w:szCs w:val="20"/>
+                <w:lang w:eastAsia="de-DE"/>
+              </w:rPr>
+            </w:pPr>
+            <w:r>
+              <w:rPr>
+                <w:rFonts w:eastAsia="Times New Roman" w:cstheme="minorHAnsi"/>
+                <w:b/>
+                <w:bCs/>
+                <w:i/>
+                <w:iCs/>
+                <w:sz w:val="20"/>
+                <w:szCs w:val="20"/>
+                <w:lang w:eastAsia="de-DE"/>
+              </w:rPr>
+              <w:lastRenderedPageBreak/>
+              <w:t>Barverkaufspreis</w:t>
+            </w:r>
+          </w:p>
+        </w:tc>
+        <w:tc>
+          <w:tcPr>
+            <w:tcW w:w="1320" w:type="dxa"/>
+            <w:tcBorders>
+              <w:top w:val="nil"/>
+              <w:left w:val="nil"/>
+              <w:bottom w:val="single" w:sz="4" w:space="0" w:color="auto"/>
+              <w:right w:val="single" w:sz="4" w:space="0" w:color="auto"/>
+            </w:tcBorders>
+            <w:noWrap/>
+            <w:vAlign w:val="bottom"/>
+            <w:hideMark/>
+          </w:tcPr>
+          <w:p>
+            <w:pPr>
+              <w:rPr>
+                <w:rFonts w:eastAsia="Times New Roman" w:cstheme="minorHAnsi"/>
+                <w:sz w:val="20"/>
+                <w:szCs w:val="20"/>
+                <w:lang w:eastAsia="de-DE"/>
+              </w:rPr>
+            </w:pPr>
+            <w:r>
+              <w:rPr>
+                <w:rFonts w:eastAsia="Times New Roman" w:cstheme="minorHAnsi"/>
+                <w:sz w:val="20"/>
+                <w:szCs w:val="20"/>
+                <w:lang w:eastAsia="de-DE"/>
+              </w:rPr>
+              <w:t> </w:t>
+            </w:r>
+          </w:p>
+        </w:tc>
+        <w:tc>
+          <w:tcPr>
+            <w:tcW w:w="1500" w:type="dxa"/>
+            <w:tcBorders>
+              <w:top w:val="nil"/>
+              <w:left w:val="nil"/>
+              <w:bottom w:val="single" w:sz="4" w:space="0" w:color="auto"/>
+              <w:right w:val="single" w:sz="4" w:space="0" w:color="auto"/>
+            </w:tcBorders>
+            <w:noWrap/>
+            <w:vAlign w:val="bottom"/>
+            <w:hideMark/>
+          </w:tcPr>
+          <w:p>
+            <w:pPr>
+              <w:rPr>
+                <w:rFonts w:eastAsia="Times New Roman" w:cstheme="minorHAnsi"/>
+                <w:sz w:val="20"/>
+                <w:szCs w:val="20"/>
+                <w:lang w:eastAsia="de-DE"/>
+              </w:rPr>
+            </w:pPr>
+            <w:r>
+              <w:rPr>
+                <w:rFonts w:eastAsia="Times New Roman" w:cstheme="minorHAnsi"/>
+                <w:sz w:val="20"/>
+                <w:szCs w:val="20"/>
+                <w:lang w:eastAsia="de-DE"/>
+              </w:rPr>
+              <w:t> </w:t>
+            </w:r>
+          </w:p>
+        </w:tc>
+        <w:tc>
+          <w:tcPr>
+            <w:tcW w:w="1520" w:type="dxa"/>
+            <w:tcBorders>
+              <w:top w:val="nil"/>
+              <w:left w:val="nil"/>
+              <w:bottom w:val="single" w:sz="4" w:space="0" w:color="auto"/>
+              <w:right w:val="single" w:sz="4" w:space="0" w:color="auto"/>
+            </w:tcBorders>
+            <w:noWrap/>
+            <w:vAlign w:val="bottom"/>
+            <w:hideMark/>
+          </w:tcPr>
+          <w:p>
+            <w:pPr>
+              <w:rPr>
+                <w:rFonts w:eastAsia="Times New Roman" w:cstheme="minorHAnsi"/>
+                <w:sz w:val="20"/>
+                <w:szCs w:val="20"/>
+                <w:lang w:eastAsia="de-DE"/>
+              </w:rPr>
+            </w:pPr>
+            <w:r>
+              <w:rPr>
+                <w:rFonts w:eastAsia="Times New Roman" w:cstheme="minorHAnsi"/>
+                <w:sz w:val="20"/>
+                <w:szCs w:val="20"/>
+                <w:lang w:eastAsia="de-DE"/>
+              </w:rPr>
+              <w:t> </w:t>
+            </w:r>
+          </w:p>
+        </w:tc>
+      </w:tr>
+      <w:tr>
+        <w:trPr>
+          <w:trHeight w:val="380"/>
+        </w:trPr>
+        <w:tc>
+          <w:tcPr>
+            <w:tcW w:w="4440" w:type="dxa"/>
+            <w:tcBorders>
+              <w:top w:val="nil"/>
+              <w:left w:val="single" w:sz="4" w:space="0" w:color="auto"/>
+              <w:bottom w:val="single" w:sz="4" w:space="0" w:color="auto"/>
+              <w:right w:val="single" w:sz="4" w:space="0" w:color="auto"/>
+            </w:tcBorders>
+            <w:noWrap/>
+            <w:vAlign w:val="bottom"/>
+            <w:hideMark/>
+          </w:tcPr>
+          <w:p>
+            <w:pPr>
+              <w:jc w:val="right"/>
+              <w:rPr>
+                <w:rFonts w:eastAsia="Times New Roman" w:cstheme="minorHAnsi"/>
+                <w:b/>
+                <w:bCs/>
+                <w:i/>
+                <w:iCs/>
+                <w:sz w:val="20"/>
+                <w:szCs w:val="20"/>
+                <w:lang w:eastAsia="de-DE"/>
+              </w:rPr>
+            </w:pPr>
+            <w:r>
+              <w:rPr>
+                <w:rFonts w:eastAsia="Times New Roman" w:cstheme="minorHAnsi"/>
+                <w:i/>
+                <w:iCs/>
+                <w:sz w:val="20"/>
+                <w:szCs w:val="20"/>
+                <w:lang w:eastAsia="de-DE"/>
+              </w:rPr>
+              <w:t xml:space="preserve"> + Kundenskonto</w:t>
+            </w:r>
+          </w:p>
+        </w:tc>
+        <w:tc>
+          <w:tcPr>
+            <w:tcW w:w="1320" w:type="dxa"/>
+            <w:tcBorders>
+              <w:top w:val="nil"/>
+              <w:left w:val="nil"/>
+              <w:bottom w:val="single" w:sz="4" w:space="0" w:color="auto"/>
+              <w:right w:val="single" w:sz="4" w:space="0" w:color="auto"/>
+            </w:tcBorders>
+            <w:noWrap/>
+            <w:vAlign w:val="bottom"/>
+            <w:hideMark/>
+          </w:tcPr>
+          <w:p>
+            <w:pPr>
+              <w:rPr>
+                <w:rFonts w:eastAsia="Times New Roman" w:cstheme="minorHAnsi"/>
+                <w:sz w:val="20"/>
+                <w:szCs w:val="20"/>
+                <w:lang w:eastAsia="de-DE"/>
+              </w:rPr>
+            </w:pPr>
+            <w:r>
+              <w:rPr>
+                <w:rFonts w:eastAsia="Times New Roman" w:cstheme="minorHAnsi"/>
+                <w:sz w:val="20"/>
+                <w:szCs w:val="20"/>
+                <w:lang w:eastAsia="de-DE"/>
+              </w:rPr>
+              <w:t> </w:t>
+            </w:r>
+          </w:p>
+        </w:tc>
+        <w:tc>
+          <w:tcPr>
+            <w:tcW w:w="1500" w:type="dxa"/>
+            <w:tcBorders>
+              <w:top w:val="nil"/>
+              <w:left w:val="nil"/>
+              <w:bottom w:val="single" w:sz="4" w:space="0" w:color="auto"/>
+              <w:right w:val="single" w:sz="4" w:space="0" w:color="auto"/>
+            </w:tcBorders>
+            <w:noWrap/>
+            <w:vAlign w:val="bottom"/>
+            <w:hideMark/>
+          </w:tcPr>
+          <w:p>
+            <w:pPr>
+              <w:rPr>
+                <w:rFonts w:eastAsia="Times New Roman" w:cstheme="minorHAnsi"/>
+                <w:sz w:val="20"/>
+                <w:szCs w:val="20"/>
+                <w:lang w:eastAsia="de-DE"/>
+              </w:rPr>
+            </w:pPr>
+            <w:r>
+              <w:rPr>
+                <w:rFonts w:eastAsia="Times New Roman" w:cstheme="minorHAnsi"/>
+                <w:sz w:val="20"/>
+                <w:szCs w:val="20"/>
+                <w:lang w:eastAsia="de-DE"/>
+              </w:rPr>
+              <w:t> </w:t>
+            </w:r>
+          </w:p>
+        </w:tc>
+        <w:tc>
+          <w:tcPr>
+            <w:tcW w:w="1520" w:type="dxa"/>
+            <w:tcBorders>
+              <w:top w:val="nil"/>
+              <w:left w:val="nil"/>
+              <w:bottom w:val="single" w:sz="4" w:space="0" w:color="auto"/>
+              <w:right w:val="single" w:sz="4" w:space="0" w:color="auto"/>
+            </w:tcBorders>
+            <w:noWrap/>
+            <w:vAlign w:val="bottom"/>
+            <w:hideMark/>
+          </w:tcPr>
+          <w:p>
+            <w:pPr>
+              <w:rPr>
+                <w:rFonts w:eastAsia="Times New Roman" w:cstheme="minorHAnsi"/>
+                <w:sz w:val="20"/>
+                <w:szCs w:val="20"/>
+                <w:lang w:eastAsia="de-DE"/>
+              </w:rPr>
+            </w:pPr>
+            <w:r>
+              <w:rPr>
+                <w:rFonts w:eastAsia="Times New Roman" w:cstheme="minorHAnsi"/>
+                <w:sz w:val="20"/>
+                <w:szCs w:val="20"/>
+                <w:lang w:eastAsia="de-DE"/>
+              </w:rPr>
+              <w:t> </w:t>
+            </w:r>
+          </w:p>
+        </w:tc>
+      </w:tr>
+      <w:tr>
+        <w:trPr>
+          <w:trHeight w:val="380"/>
+        </w:trPr>
+        <w:tc>
+          <w:tcPr>
+            <w:tcW w:w="4440" w:type="dxa"/>
+            <w:tcBorders>
+              <w:top w:val="nil"/>
+              <w:left w:val="single" w:sz="4" w:space="0" w:color="auto"/>
+              <w:bottom w:val="single" w:sz="4" w:space="0" w:color="auto"/>
+              <w:right w:val="single" w:sz="4" w:space="0" w:color="auto"/>
+            </w:tcBorders>
+            <w:noWrap/>
+            <w:vAlign w:val="bottom"/>
+            <w:hideMark/>
+          </w:tcPr>
+          <w:p>
+            <w:pPr>
+              <w:rPr>
+                <w:rFonts w:eastAsia="Times New Roman" w:cstheme="minorHAnsi"/>
+                <w:i/>
+                <w:iCs/>
+                <w:sz w:val="20"/>
+                <w:szCs w:val="20"/>
+                <w:lang w:eastAsia="de-DE"/>
+              </w:rPr>
+            </w:pPr>
+            <w:r>
+              <w:rPr>
+                <w:rFonts w:eastAsia="Times New Roman" w:cstheme="minorHAnsi"/>
+                <w:b/>
+                <w:bCs/>
+                <w:i/>
+                <w:iCs/>
+                <w:sz w:val="20"/>
+                <w:szCs w:val="20"/>
+                <w:lang w:eastAsia="de-DE"/>
+              </w:rPr>
+              <w:t>Zielverkaufspreis</w:t>
+            </w:r>
+          </w:p>
+        </w:tc>
+        <w:tc>
+          <w:tcPr>
+            <w:tcW w:w="1320" w:type="dxa"/>
+            <w:tcBorders>
+              <w:top w:val="nil"/>
+              <w:left w:val="nil"/>
+              <w:bottom w:val="single" w:sz="4" w:space="0" w:color="auto"/>
+              <w:right w:val="single" w:sz="4" w:space="0" w:color="auto"/>
+            </w:tcBorders>
+            <w:noWrap/>
+            <w:vAlign w:val="bottom"/>
+            <w:hideMark/>
+          </w:tcPr>
+          <w:p>
+            <w:pPr>
+              <w:rPr>
+                <w:rFonts w:eastAsia="Times New Roman" w:cstheme="minorHAnsi"/>
+                <w:sz w:val="20"/>
+                <w:szCs w:val="20"/>
+                <w:lang w:eastAsia="de-DE"/>
+              </w:rPr>
+            </w:pPr>
+            <w:r>
+              <w:rPr>
+                <w:rFonts w:eastAsia="Times New Roman" w:cstheme="minorHAnsi"/>
+                <w:sz w:val="20"/>
+                <w:szCs w:val="20"/>
+                <w:lang w:eastAsia="de-DE"/>
+              </w:rPr>
+              <w:t> </w:t>
+            </w:r>
+          </w:p>
+        </w:tc>
+        <w:tc>
+          <w:tcPr>
+            <w:tcW w:w="1500" w:type="dxa"/>
+            <w:tcBorders>
+              <w:top w:val="nil"/>
+              <w:left w:val="nil"/>
+              <w:bottom w:val="single" w:sz="4" w:space="0" w:color="auto"/>
+              <w:right w:val="single" w:sz="4" w:space="0" w:color="auto"/>
+            </w:tcBorders>
+            <w:noWrap/>
+            <w:vAlign w:val="bottom"/>
+            <w:hideMark/>
+          </w:tcPr>
+          <w:p>
+            <w:pPr>
+              <w:rPr>
+                <w:rFonts w:eastAsia="Times New Roman" w:cstheme="minorHAnsi"/>
+                <w:sz w:val="20"/>
+                <w:szCs w:val="20"/>
+                <w:lang w:eastAsia="de-DE"/>
+              </w:rPr>
+            </w:pPr>
+            <w:r>
+              <w:rPr>
+                <w:rFonts w:eastAsia="Times New Roman" w:cstheme="minorHAnsi"/>
+                <w:sz w:val="20"/>
+                <w:szCs w:val="20"/>
+                <w:lang w:eastAsia="de-DE"/>
+              </w:rPr>
+              <w:t> </w:t>
+            </w:r>
+          </w:p>
+        </w:tc>
+        <w:tc>
+          <w:tcPr>
+            <w:tcW w:w="1520" w:type="dxa"/>
+            <w:tcBorders>
+              <w:top w:val="nil"/>
+              <w:left w:val="nil"/>
+              <w:bottom w:val="single" w:sz="4" w:space="0" w:color="auto"/>
+              <w:right w:val="single" w:sz="4" w:space="0" w:color="auto"/>
+            </w:tcBorders>
+            <w:noWrap/>
+            <w:vAlign w:val="bottom"/>
+            <w:hideMark/>
+          </w:tcPr>
+          <w:p>
+            <w:pPr>
+              <w:rPr>
+                <w:rFonts w:eastAsia="Times New Roman" w:cstheme="minorHAnsi"/>
+                <w:sz w:val="20"/>
+                <w:szCs w:val="20"/>
+                <w:lang w:eastAsia="de-DE"/>
+              </w:rPr>
+            </w:pPr>
+            <w:r>
+              <w:rPr>
+                <w:rFonts w:eastAsia="Times New Roman" w:cstheme="minorHAnsi"/>
+                <w:sz w:val="20"/>
+                <w:szCs w:val="20"/>
+                <w:lang w:eastAsia="de-DE"/>
+              </w:rPr>
+              <w:t> </w:t>
+            </w:r>
+          </w:p>
+        </w:tc>
+      </w:tr>
+      <w:tr>
+        <w:trPr>
+          <w:trHeight w:val="380"/>
+        </w:trPr>
+        <w:tc>
+          <w:tcPr>
+            <w:tcW w:w="4440" w:type="dxa"/>
+            <w:tcBorders>
+              <w:top w:val="nil"/>
+              <w:left w:val="single" w:sz="4" w:space="0" w:color="auto"/>
+              <w:bottom w:val="single" w:sz="4" w:space="0" w:color="auto"/>
+              <w:right w:val="single" w:sz="4" w:space="0" w:color="auto"/>
+            </w:tcBorders>
+            <w:noWrap/>
+            <w:vAlign w:val="bottom"/>
+            <w:hideMark/>
+          </w:tcPr>
+          <w:p>
+            <w:pPr>
+              <w:jc w:val="right"/>
+              <w:rPr>
+                <w:rFonts w:eastAsia="Times New Roman" w:cstheme="minorHAnsi"/>
+                <w:b/>
+                <w:bCs/>
+                <w:i/>
+                <w:iCs/>
+                <w:sz w:val="20"/>
+                <w:szCs w:val="20"/>
+                <w:lang w:eastAsia="de-DE"/>
+              </w:rPr>
+            </w:pPr>
+            <w:r>
+              <w:rPr>
+                <w:rFonts w:eastAsia="Times New Roman" w:cstheme="minorHAnsi"/>
+                <w:i/>
+                <w:iCs/>
+                <w:sz w:val="20"/>
+                <w:szCs w:val="20"/>
+                <w:lang w:eastAsia="de-DE"/>
+              </w:rPr>
+              <w:t xml:space="preserve"> + Kundenrabatt</w:t>
+            </w:r>
+          </w:p>
+        </w:tc>
+        <w:tc>
+          <w:tcPr>
+            <w:tcW w:w="1320" w:type="dxa"/>
+            <w:tcBorders>
+              <w:top w:val="nil"/>
+              <w:left w:val="nil"/>
+              <w:bottom w:val="single" w:sz="4" w:space="0" w:color="auto"/>
+              <w:right w:val="single" w:sz="4" w:space="0" w:color="auto"/>
+            </w:tcBorders>
+            <w:noWrap/>
+            <w:vAlign w:val="bottom"/>
+            <w:hideMark/>
+          </w:tcPr>
+          <w:p>
+            <w:pPr>
+              <w:rPr>
+                <w:rFonts w:eastAsia="Times New Roman" w:cstheme="minorHAnsi"/>
+                <w:sz w:val="20"/>
+                <w:szCs w:val="20"/>
+                <w:lang w:eastAsia="de-DE"/>
+              </w:rPr>
+            </w:pPr>
+            <w:r>
+              <w:rPr>
+                <w:rFonts w:eastAsia="Times New Roman" w:cstheme="minorHAnsi"/>
+                <w:sz w:val="20"/>
+                <w:szCs w:val="20"/>
+                <w:lang w:eastAsia="de-DE"/>
+              </w:rPr>
+              <w:t> </w:t>
+            </w:r>
+          </w:p>
+        </w:tc>
+        <w:tc>
+          <w:tcPr>
+            <w:tcW w:w="1500" w:type="dxa"/>
+            <w:tcBorders>
+              <w:top w:val="nil"/>
+              <w:left w:val="nil"/>
+              <w:bottom w:val="single" w:sz="4" w:space="0" w:color="auto"/>
+              <w:right w:val="single" w:sz="4" w:space="0" w:color="auto"/>
+            </w:tcBorders>
+            <w:noWrap/>
+            <w:vAlign w:val="bottom"/>
+            <w:hideMark/>
+          </w:tcPr>
+          <w:p>
+            <w:pPr>
+              <w:rPr>
+                <w:rFonts w:eastAsia="Times New Roman" w:cstheme="minorHAnsi"/>
+                <w:sz w:val="20"/>
+                <w:szCs w:val="20"/>
+                <w:lang w:eastAsia="de-DE"/>
+              </w:rPr>
+            </w:pPr>
+            <w:r>
+              <w:rPr>
+                <w:rFonts w:eastAsia="Times New Roman" w:cstheme="minorHAnsi"/>
+                <w:sz w:val="20"/>
+                <w:szCs w:val="20"/>
+                <w:lang w:eastAsia="de-DE"/>
+              </w:rPr>
+              <w:t> </w:t>
+            </w:r>
+          </w:p>
+        </w:tc>
+        <w:tc>
+          <w:tcPr>
+            <w:tcW w:w="1520" w:type="dxa"/>
+            <w:tcBorders>
+              <w:top w:val="nil"/>
+              <w:left w:val="nil"/>
+              <w:bottom w:val="single" w:sz="4" w:space="0" w:color="auto"/>
+              <w:right w:val="single" w:sz="4" w:space="0" w:color="auto"/>
+            </w:tcBorders>
+            <w:noWrap/>
+            <w:vAlign w:val="bottom"/>
+            <w:hideMark/>
+          </w:tcPr>
+          <w:p>
+            <w:pPr>
+              <w:rPr>
+                <w:rFonts w:eastAsia="Times New Roman" w:cstheme="minorHAnsi"/>
+                <w:sz w:val="20"/>
+                <w:szCs w:val="20"/>
+                <w:lang w:eastAsia="de-DE"/>
+              </w:rPr>
+            </w:pPr>
+            <w:r>
+              <w:rPr>
+                <w:rFonts w:eastAsia="Times New Roman" w:cstheme="minorHAnsi"/>
+                <w:sz w:val="20"/>
+                <w:szCs w:val="20"/>
+                <w:lang w:eastAsia="de-DE"/>
+              </w:rPr>
+              <w:t> </w:t>
+            </w:r>
+          </w:p>
+        </w:tc>
+      </w:tr>
+      <w:tr>
+        <w:trPr>
+          <w:trHeight w:val="380"/>
+        </w:trPr>
+        <w:tc>
+          <w:tcPr>
+            <w:tcW w:w="4440" w:type="dxa"/>
+            <w:tcBorders>
+              <w:top w:val="nil"/>
+              <w:left w:val="single" w:sz="4" w:space="0" w:color="auto"/>
+              <w:bottom w:val="single" w:sz="4" w:space="0" w:color="auto"/>
+              <w:right w:val="single" w:sz="4" w:space="0" w:color="auto"/>
+            </w:tcBorders>
+            <w:noWrap/>
+            <w:vAlign w:val="bottom"/>
+            <w:hideMark/>
+          </w:tcPr>
+          <w:p>
+            <w:pPr>
+              <w:rPr>
+                <w:rFonts w:eastAsia="Times New Roman" w:cstheme="minorHAnsi"/>
+                <w:i/>
+                <w:iCs/>
+                <w:sz w:val="20"/>
+                <w:szCs w:val="20"/>
+                <w:lang w:eastAsia="de-DE"/>
+              </w:rPr>
+            </w:pPr>
+            <w:r>
+              <w:rPr>
+                <w:rFonts w:eastAsia="Times New Roman" w:cstheme="minorHAnsi"/>
+                <w:b/>
+                <w:bCs/>
+                <w:i/>
+                <w:iCs/>
+                <w:sz w:val="20"/>
+                <w:szCs w:val="20"/>
+                <w:lang w:eastAsia="de-DE"/>
+              </w:rPr>
+              <w:t>Nettoverkaufspreis</w:t>
+            </w:r>
+          </w:p>
+        </w:tc>
+        <w:tc>
+          <w:tcPr>
+            <w:tcW w:w="1320" w:type="dxa"/>
+            <w:tcBorders>
+              <w:top w:val="nil"/>
+              <w:left w:val="nil"/>
+              <w:bottom w:val="single" w:sz="4" w:space="0" w:color="auto"/>
+              <w:right w:val="single" w:sz="4" w:space="0" w:color="auto"/>
+            </w:tcBorders>
+            <w:noWrap/>
+            <w:vAlign w:val="bottom"/>
+            <w:hideMark/>
+          </w:tcPr>
+          <w:p>
+            <w:pPr>
+              <w:rPr>
+                <w:rFonts w:eastAsia="Times New Roman" w:cstheme="minorHAnsi"/>
+                <w:sz w:val="20"/>
+                <w:szCs w:val="20"/>
+                <w:lang w:eastAsia="de-DE"/>
+              </w:rPr>
+            </w:pPr>
+            <w:r>
+              <w:rPr>
+                <w:rFonts w:eastAsia="Times New Roman" w:cstheme="minorHAnsi"/>
+                <w:sz w:val="20"/>
+                <w:szCs w:val="20"/>
+                <w:lang w:eastAsia="de-DE"/>
+              </w:rPr>
+              <w:t> </w:t>
+            </w:r>
+          </w:p>
+        </w:tc>
+        <w:tc>
+          <w:tcPr>
+            <w:tcW w:w="1500" w:type="dxa"/>
+            <w:tcBorders>
+              <w:top w:val="nil"/>
+              <w:left w:val="nil"/>
+              <w:bottom w:val="single" w:sz="4" w:space="0" w:color="auto"/>
+              <w:right w:val="single" w:sz="4" w:space="0" w:color="auto"/>
+            </w:tcBorders>
+            <w:noWrap/>
+            <w:vAlign w:val="bottom"/>
+            <w:hideMark/>
+          </w:tcPr>
+          <w:p>
+            <w:pPr>
+              <w:rPr>
+                <w:rFonts w:eastAsia="Times New Roman" w:cstheme="minorHAnsi"/>
+                <w:sz w:val="20"/>
+                <w:szCs w:val="20"/>
+                <w:lang w:eastAsia="de-DE"/>
+              </w:rPr>
+            </w:pPr>
+            <w:r>
+              <w:rPr>
+                <w:rFonts w:eastAsia="Times New Roman" w:cstheme="minorHAnsi"/>
+                <w:sz w:val="20"/>
+                <w:szCs w:val="20"/>
+                <w:lang w:eastAsia="de-DE"/>
+              </w:rPr>
+              <w:t> </w:t>
+            </w:r>
+          </w:p>
+        </w:tc>
+        <w:tc>
+          <w:tcPr>
+            <w:tcW w:w="1520" w:type="dxa"/>
+            <w:tcBorders>
+              <w:top w:val="nil"/>
+              <w:left w:val="nil"/>
+              <w:bottom w:val="single" w:sz="4" w:space="0" w:color="auto"/>
+              <w:right w:val="single" w:sz="4" w:space="0" w:color="auto"/>
+            </w:tcBorders>
+            <w:noWrap/>
+            <w:vAlign w:val="bottom"/>
+            <w:hideMark/>
+          </w:tcPr>
+          <w:p>
+            <w:pPr>
+              <w:rPr>
+                <w:rFonts w:eastAsia="Times New Roman" w:cstheme="minorHAnsi"/>
+                <w:sz w:val="20"/>
+                <w:szCs w:val="20"/>
+                <w:lang w:eastAsia="de-DE"/>
+              </w:rPr>
+            </w:pPr>
+            <w:r>
+              <w:rPr>
+                <w:rFonts w:eastAsia="Times New Roman" w:cstheme="minorHAnsi"/>
+                <w:sz w:val="20"/>
+                <w:szCs w:val="20"/>
+                <w:lang w:eastAsia="de-DE"/>
+              </w:rPr>
+              <w:t> </w:t>
+            </w:r>
+          </w:p>
+        </w:tc>
+      </w:tr>
+      <w:tr>
+        <w:trPr>
+          <w:trHeight w:val="380"/>
+        </w:trPr>
+        <w:tc>
+          <w:tcPr>
+            <w:tcW w:w="4440" w:type="dxa"/>
+            <w:tcBorders>
+              <w:top w:val="nil"/>
+              <w:left w:val="single" w:sz="4" w:space="0" w:color="auto"/>
+              <w:bottom w:val="single" w:sz="4" w:space="0" w:color="auto"/>
+              <w:right w:val="single" w:sz="4" w:space="0" w:color="auto"/>
+            </w:tcBorders>
+            <w:noWrap/>
+            <w:vAlign w:val="bottom"/>
+            <w:hideMark/>
+          </w:tcPr>
+          <w:p>
+            <w:pPr>
+              <w:jc w:val="right"/>
+              <w:rPr>
+                <w:rFonts w:eastAsia="Times New Roman" w:cstheme="minorHAnsi"/>
+                <w:b/>
+                <w:bCs/>
+                <w:i/>
+                <w:iCs/>
+                <w:sz w:val="20"/>
+                <w:szCs w:val="20"/>
+                <w:lang w:eastAsia="de-DE"/>
+              </w:rPr>
+            </w:pPr>
+            <w:r>
+              <w:rPr>
+                <w:rFonts w:eastAsia="Times New Roman" w:cstheme="minorHAnsi"/>
+                <w:i/>
+                <w:iCs/>
+                <w:sz w:val="20"/>
+                <w:szCs w:val="20"/>
+                <w:lang w:eastAsia="de-DE"/>
+              </w:rPr>
+              <w:t>+ Umsatzsteuer (</w:t>
+            </w:r>
+            <w:proofErr w:type="spellStart"/>
+            <w:r>
+              <w:rPr>
+                <w:rFonts w:eastAsia="Times New Roman" w:cstheme="minorHAnsi"/>
+                <w:i/>
+                <w:iCs/>
+                <w:sz w:val="20"/>
+                <w:szCs w:val="20"/>
+                <w:lang w:eastAsia="de-DE"/>
+              </w:rPr>
+              <w:t>MWSt.</w:t>
+            </w:r>
+            <w:proofErr w:type="spellEnd"/>
+            <w:r>
+              <w:rPr>
+                <w:rFonts w:eastAsia="Times New Roman" w:cstheme="minorHAnsi"/>
+                <w:i/>
+                <w:iCs/>
+                <w:sz w:val="20"/>
+                <w:szCs w:val="20"/>
+                <w:lang w:eastAsia="de-DE"/>
+              </w:rPr>
+              <w:t>)</w:t>
+            </w:r>
+          </w:p>
+        </w:tc>
+        <w:tc>
+          <w:tcPr>
+            <w:tcW w:w="1320" w:type="dxa"/>
+            <w:tcBorders>
+              <w:top w:val="nil"/>
+              <w:left w:val="nil"/>
+              <w:bottom w:val="single" w:sz="4" w:space="0" w:color="auto"/>
+              <w:right w:val="single" w:sz="4" w:space="0" w:color="auto"/>
+            </w:tcBorders>
+            <w:noWrap/>
+            <w:vAlign w:val="bottom"/>
+            <w:hideMark/>
+          </w:tcPr>
+          <w:p>
+            <w:pPr>
+              <w:rPr>
+                <w:rFonts w:eastAsia="Times New Roman" w:cstheme="minorHAnsi"/>
+                <w:sz w:val="20"/>
+                <w:szCs w:val="20"/>
+                <w:lang w:eastAsia="de-DE"/>
+              </w:rPr>
+            </w:pPr>
+            <w:r>
+              <w:rPr>
+                <w:rFonts w:eastAsia="Times New Roman" w:cstheme="minorHAnsi"/>
+                <w:sz w:val="20"/>
+                <w:szCs w:val="20"/>
+                <w:lang w:eastAsia="de-DE"/>
+              </w:rPr>
+              <w:t> </w:t>
+            </w:r>
+          </w:p>
+        </w:tc>
+        <w:tc>
+          <w:tcPr>
+            <w:tcW w:w="1500" w:type="dxa"/>
+            <w:tcBorders>
+              <w:top w:val="nil"/>
+              <w:left w:val="nil"/>
+              <w:bottom w:val="single" w:sz="4" w:space="0" w:color="auto"/>
+              <w:right w:val="single" w:sz="4" w:space="0" w:color="auto"/>
+            </w:tcBorders>
+            <w:noWrap/>
+            <w:vAlign w:val="bottom"/>
+            <w:hideMark/>
+          </w:tcPr>
+          <w:p>
+            <w:pPr>
+              <w:rPr>
+                <w:rFonts w:eastAsia="Times New Roman" w:cstheme="minorHAnsi"/>
+                <w:sz w:val="20"/>
+                <w:szCs w:val="20"/>
+                <w:lang w:eastAsia="de-DE"/>
+              </w:rPr>
+            </w:pPr>
+            <w:r>
+              <w:rPr>
+                <w:rFonts w:eastAsia="Times New Roman" w:cstheme="minorHAnsi"/>
+                <w:sz w:val="20"/>
+                <w:szCs w:val="20"/>
+                <w:lang w:eastAsia="de-DE"/>
+              </w:rPr>
+              <w:t> </w:t>
+            </w:r>
+          </w:p>
+        </w:tc>
+        <w:tc>
+          <w:tcPr>
+            <w:tcW w:w="1520" w:type="dxa"/>
+            <w:tcBorders>
+              <w:top w:val="nil"/>
+              <w:left w:val="nil"/>
+              <w:bottom w:val="single" w:sz="4" w:space="0" w:color="auto"/>
+              <w:right w:val="single" w:sz="4" w:space="0" w:color="auto"/>
+            </w:tcBorders>
+            <w:noWrap/>
+            <w:vAlign w:val="bottom"/>
+            <w:hideMark/>
+          </w:tcPr>
+          <w:p>
+            <w:pPr>
+              <w:rPr>
+                <w:rFonts w:eastAsia="Times New Roman" w:cstheme="minorHAnsi"/>
+                <w:sz w:val="20"/>
+                <w:szCs w:val="20"/>
+                <w:lang w:eastAsia="de-DE"/>
+              </w:rPr>
+            </w:pPr>
+            <w:r>
+              <w:rPr>
+                <w:rFonts w:eastAsia="Times New Roman" w:cstheme="minorHAnsi"/>
+                <w:sz w:val="20"/>
+                <w:szCs w:val="20"/>
+                <w:lang w:eastAsia="de-DE"/>
+              </w:rPr>
+              <w:t> </w:t>
+            </w:r>
+          </w:p>
+        </w:tc>
+      </w:tr>
+      <w:tr>
+        <w:trPr>
+          <w:trHeight w:val="380"/>
+        </w:trPr>
+        <w:tc>
+          <w:tcPr>
+            <w:tcW w:w="4440" w:type="dxa"/>
+            <w:tcBorders>
+              <w:top w:val="nil"/>
+              <w:left w:val="single" w:sz="4" w:space="0" w:color="auto"/>
+              <w:bottom w:val="single" w:sz="4" w:space="0" w:color="auto"/>
+              <w:right w:val="single" w:sz="4" w:space="0" w:color="auto"/>
+            </w:tcBorders>
+            <w:noWrap/>
+            <w:vAlign w:val="bottom"/>
+            <w:hideMark/>
+          </w:tcPr>
+          <w:p>
+            <w:pPr>
+              <w:rPr>
+                <w:rFonts w:eastAsia="Times New Roman" w:cstheme="minorHAnsi"/>
+                <w:i/>
+                <w:iCs/>
+                <w:sz w:val="20"/>
+                <w:szCs w:val="20"/>
+                <w:lang w:eastAsia="de-DE"/>
+              </w:rPr>
+            </w:pPr>
+            <w:r>
+              <w:rPr>
+                <w:rFonts w:eastAsia="Times New Roman" w:cstheme="minorHAnsi"/>
+                <w:b/>
+                <w:bCs/>
+                <w:i/>
+                <w:iCs/>
+                <w:sz w:val="20"/>
+                <w:szCs w:val="20"/>
+                <w:lang w:eastAsia="de-DE"/>
+              </w:rPr>
+              <w:t>Bruttoverkaufspreis</w:t>
+            </w:r>
+          </w:p>
+        </w:tc>
+        <w:tc>
+          <w:tcPr>
+            <w:tcW w:w="1320" w:type="dxa"/>
+            <w:tcBorders>
+              <w:top w:val="nil"/>
+              <w:left w:val="nil"/>
+              <w:bottom w:val="single" w:sz="4" w:space="0" w:color="auto"/>
+              <w:right w:val="single" w:sz="4" w:space="0" w:color="auto"/>
+            </w:tcBorders>
+            <w:noWrap/>
+            <w:vAlign w:val="bottom"/>
+            <w:hideMark/>
+          </w:tcPr>
+          <w:p>
+            <w:pPr>
+              <w:rPr>
+                <w:rFonts w:eastAsia="Times New Roman" w:cstheme="minorHAnsi"/>
+                <w:sz w:val="20"/>
+                <w:szCs w:val="20"/>
+                <w:lang w:eastAsia="de-DE"/>
+              </w:rPr>
+            </w:pPr>
+            <w:r>
+              <w:rPr>
+                <w:rFonts w:eastAsia="Times New Roman" w:cstheme="minorHAnsi"/>
+                <w:sz w:val="20"/>
+                <w:szCs w:val="20"/>
+                <w:lang w:eastAsia="de-DE"/>
+              </w:rPr>
+              <w:t> </w:t>
+            </w:r>
+          </w:p>
+        </w:tc>
+        <w:tc>
+          <w:tcPr>
+            <w:tcW w:w="1500" w:type="dxa"/>
+            <w:tcBorders>
+              <w:top w:val="nil"/>
+              <w:left w:val="nil"/>
+              <w:bottom w:val="single" w:sz="4" w:space="0" w:color="auto"/>
+              <w:right w:val="single" w:sz="4" w:space="0" w:color="auto"/>
+            </w:tcBorders>
+            <w:noWrap/>
+            <w:vAlign w:val="bottom"/>
+            <w:hideMark/>
+          </w:tcPr>
+          <w:p>
+            <w:pPr>
+              <w:rPr>
+                <w:rFonts w:eastAsia="Times New Roman" w:cstheme="minorHAnsi"/>
+                <w:sz w:val="20"/>
+                <w:szCs w:val="20"/>
+                <w:lang w:eastAsia="de-DE"/>
+              </w:rPr>
+            </w:pPr>
+            <w:r>
+              <w:rPr>
+                <w:rFonts w:eastAsia="Times New Roman" w:cstheme="minorHAnsi"/>
+                <w:sz w:val="20"/>
+                <w:szCs w:val="20"/>
+                <w:lang w:eastAsia="de-DE"/>
+              </w:rPr>
+              <w:t> </w:t>
+            </w:r>
+          </w:p>
+        </w:tc>
+        <w:tc>
+          <w:tcPr>
+            <w:tcW w:w="1520" w:type="dxa"/>
+            <w:tcBorders>
+              <w:top w:val="nil"/>
+              <w:left w:val="nil"/>
+              <w:bottom w:val="single" w:sz="4" w:space="0" w:color="auto"/>
+              <w:right w:val="single" w:sz="4" w:space="0" w:color="auto"/>
+            </w:tcBorders>
+            <w:noWrap/>
+            <w:vAlign w:val="bottom"/>
+            <w:hideMark/>
+          </w:tcPr>
+          <w:p>
+            <w:pPr>
+              <w:rPr>
+                <w:rFonts w:eastAsia="Times New Roman" w:cstheme="minorHAnsi"/>
+                <w:sz w:val="20"/>
+                <w:szCs w:val="20"/>
+                <w:lang w:eastAsia="de-DE"/>
+              </w:rPr>
+            </w:pPr>
+            <w:r>
+              <w:rPr>
+                <w:rFonts w:eastAsia="Times New Roman" w:cstheme="minorHAnsi"/>
+                <w:sz w:val="20"/>
+                <w:szCs w:val="20"/>
+                <w:lang w:eastAsia="de-DE"/>
+              </w:rPr>
+              <w:t> </w:t>
+            </w:r>
+          </w:p>
+        </w:tc>
+      </w:tr>
+    </w:tbl>
+    <w:p>
+      <w:pPr>
+        <w:rPr>
+          <w:rFonts w:eastAsiaTheme="minorEastAsia" w:cstheme="minorHAnsi"/>
+        </w:rPr>
+      </w:pPr>
+    </w:p>
+    <w:p>
+      <w:pPr>
+        <w:rPr>
+          <w:rFonts w:cstheme="minorHAnsi"/>
+        </w:rPr>
+      </w:pPr>
+    </w:p>
+    <w:p/>
+    <w:p/>
+    <w:p/>
     <w:p>
       <w:pPr>
         <w:pStyle w:val="berschrift1"/>
@@ -2678,6 +5571,129 @@
       <w:bookmarkEnd w:id="14"/>
       <w:r>
         <w:t>Bestellung und Warenannahme, Übergabeprotokoll</w:t>
+      </w:r>
+    </w:p>
+    <w:p>
+      <w:pPr>
+        <w:rPr>
+          <w:b/>
+          <w:bCs/>
+        </w:rPr>
+      </w:pPr>
+      <w:r>
+        <w:rPr>
+          <w:b/>
+          <w:bCs/>
+        </w:rPr>
+        <w:t>Checkliste für den Wareneingang (Beispiel):</w:t>
+      </w:r>
+    </w:p>
+    <w:p>
+      <w:pPr>
+        <w:pStyle w:val="Listenabsatz"/>
+        <w:numPr>
+          <w:ilvl w:val="0"/>
+          <w:numId w:val="25"/>
+        </w:numPr>
+      </w:pPr>
+      <w:r>
+        <w:t>Wurde die Ware durch die Firma bestellt (Falsche Ware nicht annehmen)</w:t>
+      </w:r>
+    </w:p>
+    <w:p>
+      <w:pPr>
+        <w:pStyle w:val="Listenabsatz"/>
+        <w:numPr>
+          <w:ilvl w:val="0"/>
+          <w:numId w:val="25"/>
+        </w:numPr>
+      </w:pPr>
+      <w:r>
+        <w:t xml:space="preserve">Ist die bestellte Ware angekommen? (Falsche Ware nicht annehmen) </w:t>
+      </w:r>
+    </w:p>
+    <w:p>
+      <w:pPr>
+        <w:pStyle w:val="Listenabsatz"/>
+        <w:numPr>
+          <w:ilvl w:val="0"/>
+          <w:numId w:val="25"/>
+        </w:numPr>
+      </w:pPr>
+      <w:r>
+        <w:t>Wurde der Liefertermin eingehalten? (Ggf. Schadensersatz/Wertminderung)</w:t>
+      </w:r>
+    </w:p>
+    <w:p>
+      <w:pPr>
+        <w:pStyle w:val="Listenabsatz"/>
+        <w:numPr>
+          <w:ilvl w:val="0"/>
+          <w:numId w:val="25"/>
+        </w:numPr>
+      </w:pPr>
+      <w:r>
+        <w:t>Ist die bestellte Ware vollständig, stimmt die Stückzahl?  (Falsche Mengen müssen unbedingt vermerkt und mit dem Lieferanten abgesprochen werden)</w:t>
+      </w:r>
+    </w:p>
+    <w:p>
+      <w:pPr>
+        <w:pStyle w:val="Listenabsatz"/>
+        <w:numPr>
+          <w:ilvl w:val="0"/>
+          <w:numId w:val="25"/>
+        </w:numPr>
+      </w:pPr>
+      <w:r>
+        <w:t>Zur Qualitätsprüfung Stichproben durchführen (Stimmt die angeforderte Qualität)</w:t>
+      </w:r>
+    </w:p>
+    <w:p>
+      <w:pPr>
+        <w:pStyle w:val="Listenabsatz"/>
+        <w:numPr>
+          <w:ilvl w:val="0"/>
+          <w:numId w:val="25"/>
+        </w:numPr>
+      </w:pPr>
+      <w:r>
+        <w:t>Ist die Verpackung unbeschädigt? (Mängel auf Lieferschein vermerken)</w:t>
+      </w:r>
+    </w:p>
+    <w:p>
+      <w:pPr>
+        <w:pStyle w:val="Listenabsatz"/>
+        <w:numPr>
+          <w:ilvl w:val="0"/>
+          <w:numId w:val="25"/>
+        </w:numPr>
+      </w:pPr>
+      <w:r>
+        <w:t>Quittierung sämtlicher Positionen (Warenannahme auf Lieferschein quittieren)</w:t>
+      </w:r>
+    </w:p>
+    <w:p>
+      <w:pPr>
+        <w:pStyle w:val="Listenabsatz"/>
+        <w:numPr>
+          <w:ilvl w:val="0"/>
+          <w:numId w:val="25"/>
+        </w:numPr>
+      </w:pPr>
+      <w:r>
+        <w:t>Kann der Wareneingang verbucht werden? (-&gt; Lieferschein an Buchhaltung)</w:t>
+      </w:r>
+    </w:p>
+    <w:p>
+      <w:pPr>
+        <w:pStyle w:val="Listenabsatz"/>
+        <w:numPr>
+          <w:ilvl w:val="0"/>
+          <w:numId w:val="25"/>
+        </w:numPr>
+      </w:pPr>
+      <w:r>
+        <w:t>Kann die Rechnungsprüfung erfolgen? (-&gt; Abgleich Rechnung/Lieferschein durch Buchhaltung)</w:t>
       </w:r>
     </w:p>
     <w:p>
@@ -2833,8 +5849,13 @@
           <w:numId w:val="18"/>
         </w:numPr>
       </w:pPr>
-      <w:r>
-        <w:t>Absender[Quell]</w:t>
+      <w:proofErr w:type="gramStart"/>
+      <w:r>
+        <w:t>Absender[</w:t>
+      </w:r>
+      <w:proofErr w:type="gramEnd"/>
+      <w:r>
+        <w:t>Quell]</w:t>
       </w:r>
       <w:proofErr w:type="spellStart"/>
       <w:r>
@@ -3130,7 +6151,15 @@
         <w:ind w:firstLine="709"/>
       </w:pPr>
       <w:r>
-        <w:t>Ist nicht die MAC-Adresse des Ziels (PC oder Gateway) sondern nur dessen IP-Adresse bekannt, muss erst</w:t>
+        <w:t>Ist nicht die MAC-Adresse des Ziels (PC oder Gateway</w:t>
+      </w:r>
+      <w:proofErr w:type="gramStart"/>
+      <w:r>
+        <w:t>)</w:t>
+      </w:r>
+      <w:proofErr w:type="gramEnd"/>
+      <w:r>
+        <w:t xml:space="preserve"> sondern nur dessen IP-Adresse bekannt, muss erst</w:t>
       </w:r>
       <w:r>
         <w:t xml:space="preserve"> </w:t>
@@ -3244,7 +6273,15 @@
         <w:ind w:firstLine="709"/>
       </w:pPr>
       <w:r>
-        <w:t xml:space="preserve">Die Größe (Länge) der IP-Adresse bringt auch eine veränderte Schreibweise (und Aufbau) mit sich. Es wird bei IPv6 die hexadezimale Schreibweise verwendet, bei der 8 Blöcke mit jeweils 4 Hex-Zahlen zusammengefasst und z.B. durch einen „:„ getrennt werden (1 </w:t>
+        <w:t xml:space="preserve">Die Größe (Länge) der IP-Adresse bringt auch eine veränderte Schreibweise (und Aufbau) mit sich. Es wird bei IPv6 die hexadezimale Schreibweise verwendet, bei der 8 Blöcke mit jeweils 4 Hex-Zahlen zusammengefasst und z.B. durch einen </w:t>
+      </w:r>
+      <w:proofErr w:type="gramStart"/>
+      <w:r>
+        <w:t>„:„</w:t>
+      </w:r>
+      <w:proofErr w:type="gramEnd"/>
+      <w:r>
+        <w:t xml:space="preserve"> getrennt werden (1 </w:t>
       </w:r>
       <w:proofErr w:type="spellStart"/>
       <w:r>
@@ -3262,7 +6299,15 @@
     </w:p>
     <w:p>
       <w:r>
-        <w:t xml:space="preserve">Regeln zur Darstellung (siehe RFC 2373 „IP Version 6 </w:t>
+        <w:t>Regeln zur Darstellung (siehe RFC 2373 „</w:t>
+      </w:r>
+      <w:proofErr w:type="gramStart"/>
+      <w:r>
+        <w:t>IP Version</w:t>
+      </w:r>
+      <w:proofErr w:type="gramEnd"/>
+      <w:r>
+        <w:t xml:space="preserve"> 6 </w:t>
       </w:r>
       <w:proofErr w:type="spellStart"/>
       <w:r>
@@ -3298,8 +6343,13 @@
       </w:r>
       <w:proofErr w:type="spellEnd"/>
       <w:r>
-        <w:t xml:space="preserve"> und Trennung der 8 Blöcke mit :</w:t>
-      </w:r>
+        <w:t xml:space="preserve"> und Trennung der 8 Blöcke </w:t>
+      </w:r>
+      <w:proofErr w:type="gramStart"/>
+      <w:r>
+        <w:t>mit :</w:t>
+      </w:r>
+      <w:proofErr w:type="gramEnd"/>
     </w:p>
     <w:p>
       <w:pPr>
@@ -3354,7 +6404,15 @@
         </w:tabs>
       </w:pPr>
       <w:r>
-        <w:t>Mehrere 0 werden durch den : repräsentiert!</w:t>
+        <w:t xml:space="preserve">Mehrere 0 werden durch </w:t>
+      </w:r>
+      <w:proofErr w:type="gramStart"/>
+      <w:r>
+        <w:t>den :</w:t>
+      </w:r>
+      <w:proofErr w:type="gramEnd"/>
+      <w:r>
+        <w:t xml:space="preserve"> repräsentiert!</w:t>
       </w:r>
       <w:r>
         <w:tab/>
@@ -3392,7 +6450,15 @@
         </w:numPr>
       </w:pPr>
       <w:r>
-        <w:t>Ein oder mehr Blöcke mit 4x 0 hintereinander werden durch zwei : dargestellt!</w:t>
+        <w:t xml:space="preserve">Ein oder mehr Blöcke mit 4x 0 hintereinander werden durch </w:t>
+      </w:r>
+      <w:proofErr w:type="gramStart"/>
+      <w:r>
+        <w:t>zwei :</w:t>
+      </w:r>
+      <w:proofErr w:type="gramEnd"/>
+      <w:r>
+        <w:t xml:space="preserve"> dargestellt!</w:t>
       </w:r>
     </w:p>
     <w:p>
@@ -3409,12 +6475,21 @@
         </w:rPr>
         <w:tab/>
       </w:r>
+      <w:proofErr w:type="gramStart"/>
       <w:r>
         <w:rPr>
           <w:i/>
           <w:iCs/>
         </w:rPr>
-        <w:t>:0000:0000:</w:t>
+        <w:t>:0000:0000</w:t>
+      </w:r>
+      <w:proofErr w:type="gramEnd"/>
+      <w:r>
+        <w:rPr>
+          <w:i/>
+          <w:iCs/>
+        </w:rPr>
+        <w:t>:</w:t>
       </w:r>
       <w:r>
         <w:t xml:space="preserve"> </w:t>
@@ -3460,39 +6535,48 @@
         </w:rPr>
         <w:tab/>
       </w:r>
+      <w:proofErr w:type="gramStart"/>
       <w:r>
         <w:rPr>
           <w:i/>
           <w:iCs/>
         </w:rPr>
-        <w:t>:0000:0000:0000:</w:t>
-      </w:r>
+        <w:t>:0000:0000:0000</w:t>
+      </w:r>
+      <w:proofErr w:type="gramEnd"/>
       <w:r>
         <w:rPr>
           <w:i/>
           <w:iCs/>
         </w:rPr>
-        <w:t xml:space="preserve"> </w:t>
+        <w:t>:</w:t>
       </w:r>
       <w:r>
         <w:rPr>
           <w:i/>
           <w:iCs/>
         </w:rPr>
-        <w:t>-&gt;</w:t>
+        <w:t xml:space="preserve"> </w:t>
       </w:r>
       <w:r>
         <w:rPr>
           <w:i/>
           <w:iCs/>
         </w:rPr>
-        <w:t xml:space="preserve"> </w:t>
+        <w:t>-&gt;</w:t>
       </w:r>
       <w:r>
         <w:rPr>
           <w:i/>
           <w:iCs/>
         </w:rPr>
+        <w:t xml:space="preserve"> </w:t>
+      </w:r>
+      <w:r>
+        <w:rPr>
+          <w:i/>
+          <w:iCs/>
+        </w:rPr>
         <w:t>::</w:t>
       </w:r>
     </w:p>
@@ -3501,7 +6585,15 @@
         <w:pStyle w:val="Listenabsatz"/>
       </w:pPr>
       <w:r>
-        <w:t>Es darf in der IPv6-Adresse nur ein Paar von : vorkommen!</w:t>
+        <w:t xml:space="preserve">Es darf in der IPv6-Adresse nur ein Paar </w:t>
+      </w:r>
+      <w:proofErr w:type="gramStart"/>
+      <w:r>
+        <w:t>von :</w:t>
+      </w:r>
+      <w:proofErr w:type="gramEnd"/>
+      <w:r>
+        <w:t xml:space="preserve"> vorkommen!</w:t>
       </w:r>
     </w:p>
     <w:p>
@@ -3770,6 +6862,159 @@
       <w:bookmarkEnd w:id="31"/>
       <w:r>
         <w:t>Symmetrische + Asymmetrische Verschlüsselung</w:t>
+      </w:r>
+    </w:p>
+    <w:p>
+      <w:pPr>
+        <w:pStyle w:val="berschrift2"/>
+      </w:pPr>
+      <w:r>
+        <w:t xml:space="preserve">Symmetrische Verschlüsselung </w:t>
+      </w:r>
+    </w:p>
+    <w:p>
+      <w:pPr>
+        <w:pStyle w:val="Default"/>
+        <w:ind w:firstLine="709"/>
+        <w:rPr>
+          <w:color w:val="FF0000"/>
+          <w:sz w:val="22"/>
+          <w:szCs w:val="22"/>
+        </w:rPr>
+      </w:pPr>
+      <w:r>
+        <w:rPr>
+          <w:sz w:val="22"/>
+          <w:szCs w:val="22"/>
+        </w:rPr>
+        <w:t xml:space="preserve">Für die symmetrische Ver und Entschlüsselung ist es wichtig, dass sowohl Sender als auch Empfänger denselben Schlüssel benutzen. Die Daten werden mit </w:t>
+      </w:r>
+      <w:r>
+        <w:rPr>
+          <w:sz w:val="22"/>
+          <w:szCs w:val="22"/>
+        </w:rPr>
+        <w:t>diesem</w:t>
+      </w:r>
+      <w:r>
+        <w:rPr>
+          <w:sz w:val="22"/>
+          <w:szCs w:val="22"/>
+        </w:rPr>
+        <w:t xml:space="preserve"> Schlüssel verschlüsselt und ebenfalls entschlüsselt. Das Verfahren ist sehr sicher solange die Schlüssel wirklich nur von beiden Parteien bekannt sind </w:t>
+      </w:r>
+      <w:r>
+        <w:rPr>
+          <w:rFonts w:ascii="Wingdings" w:hAnsi="Wingdings" w:cs="Wingdings"/>
+          <w:sz w:val="22"/>
+          <w:szCs w:val="22"/>
+        </w:rPr>
+        <w:t xml:space="preserve">→ </w:t>
+      </w:r>
+      <w:r>
+        <w:rPr>
+          <w:color w:val="FF0000"/>
+          <w:sz w:val="22"/>
+          <w:szCs w:val="22"/>
+        </w:rPr>
+        <w:t xml:space="preserve">WPA2 – SSH – WLAN – OPEN VPN – WPA3 Verfahren: AES, Triple DES, </w:t>
+      </w:r>
+      <w:proofErr w:type="spellStart"/>
+      <w:r>
+        <w:rPr>
+          <w:color w:val="FF0000"/>
+          <w:sz w:val="22"/>
+          <w:szCs w:val="22"/>
+        </w:rPr>
+        <w:t>Blowfish</w:t>
+      </w:r>
+      <w:proofErr w:type="spellEnd"/>
+      <w:r>
+        <w:rPr>
+          <w:color w:val="FF0000"/>
+          <w:sz w:val="22"/>
+          <w:szCs w:val="22"/>
+        </w:rPr>
+        <w:t xml:space="preserve">, SHA2 </w:t>
+      </w:r>
+      <w:proofErr w:type="gramStart"/>
+      <w:r>
+        <w:rPr>
+          <w:color w:val="FF0000"/>
+          <w:sz w:val="22"/>
+          <w:szCs w:val="22"/>
+        </w:rPr>
+        <w:t>( MD</w:t>
+      </w:r>
+      <w:proofErr w:type="gramEnd"/>
+      <w:r>
+        <w:rPr>
+          <w:color w:val="FF0000"/>
+          <w:sz w:val="22"/>
+          <w:szCs w:val="22"/>
+        </w:rPr>
+        <w:t xml:space="preserve">5 ) </w:t>
+      </w:r>
+    </w:p>
+    <w:p>
+      <w:pPr>
+        <w:pStyle w:val="Default"/>
+        <w:rPr>
+          <w:sz w:val="22"/>
+          <w:szCs w:val="22"/>
+        </w:rPr>
+      </w:pPr>
+    </w:p>
+    <w:p>
+      <w:pPr>
+        <w:pStyle w:val="berschrift2"/>
+      </w:pPr>
+      <w:r>
+        <w:t xml:space="preserve">Asymmetrische Verschlüsselung </w:t>
+      </w:r>
+    </w:p>
+    <w:p>
+      <w:pPr>
+        <w:ind w:firstLine="709"/>
+      </w:pPr>
+      <w:r>
+        <w:t xml:space="preserve">Die asymmetrische Ver- und Entschlüsselung benutzten nicht nur einen </w:t>
+      </w:r>
+      <w:r>
+        <w:t>Schlüssel,</w:t>
+      </w:r>
+      <w:r>
+        <w:t xml:space="preserve"> sondern </w:t>
+      </w:r>
+      <w:r>
+        <w:t xml:space="preserve">einen </w:t>
+      </w:r>
+      <w:r>
+        <w:t>öffentlichen und einen privaten Schlüssel. Der öffentliche Schlüssel ist frei verfügbar, der private Schlüssel muss hingegen geheim bleiben. Die Verschlüsslung erfolgt dann mit dem öffentlichen</w:t>
+      </w:r>
+      <w:r>
+        <w:t xml:space="preserve"> </w:t>
+      </w:r>
+      <w:r>
+        <w:t xml:space="preserve">Schlüssel, kann aber nur mit den privaten Entschlüsselt werden. </w:t>
+      </w:r>
+      <w:r>
+        <w:rPr>
+          <w:rFonts w:ascii="Wingdings" w:hAnsi="Wingdings" w:cs="Wingdings"/>
+        </w:rPr>
+        <w:t xml:space="preserve">→ </w:t>
+      </w:r>
+      <w:r>
+        <w:rPr>
+          <w:color w:val="FF0000"/>
+        </w:rPr>
+        <w:t>RSA, Multifaktor TAN/</w:t>
+      </w:r>
+      <w:r>
+        <w:rPr>
+          <w:color w:val="FF0000"/>
+        </w:rPr>
+        <w:t>einmal Passwörter</w:t>
       </w:r>
     </w:p>
     <w:p>
@@ -4451,8 +7696,13 @@
           <w:numId w:val="17"/>
         </w:numPr>
       </w:pPr>
-      <w:r>
-        <w:t xml:space="preserve">Die Start- und Endtags sind </w:t>
+      <w:proofErr w:type="gramStart"/>
+      <w:r>
+        <w:t>Die Start- und Endtags</w:t>
+      </w:r>
+      <w:proofErr w:type="gramEnd"/>
+      <w:r>
+        <w:t xml:space="preserve"> sind </w:t>
       </w:r>
       <w:proofErr w:type="spellStart"/>
       <w:r>
@@ -4498,8 +7748,13 @@
           <w:numId w:val="17"/>
         </w:numPr>
       </w:pPr>
-      <w:r>
-        <w:t>Die Start- und Endtags beachten die Groß- und Kleinschreibung.</w:t>
+      <w:proofErr w:type="gramStart"/>
+      <w:r>
+        <w:t>Die Start- und Endtags</w:t>
+      </w:r>
+      <w:proofErr w:type="gramEnd"/>
+      <w:r>
+        <w:t xml:space="preserve"> beachten die Groß- und Kleinschreibung.</w:t>
       </w:r>
     </w:p>
     <w:p>
@@ -4559,13 +7814,18 @@
       </w:r>
       <w:proofErr w:type="spellEnd"/>
       <w:r>
-        <w:t xml:space="preserve"> Notation) – Dateiendung: .</w:t>
+        <w:t xml:space="preserve"> Notation) – Dateiendung</w:t>
+      </w:r>
+      <w:proofErr w:type="gramStart"/>
+      <w:r>
+        <w:t>: .</w:t>
       </w:r>
       <w:proofErr w:type="spellStart"/>
       <w:r>
         <w:t>json</w:t>
       </w:r>
       <w:proofErr w:type="spellEnd"/>
+      <w:proofErr w:type="gramEnd"/>
     </w:p>
     <w:p>
       <w:pPr>
@@ -5609,6 +8869,119 @@
     </w:lvl>
   </w:abstractNum>
   <w:abstractNum w:abstractNumId="8" w15:restartNumberingAfterBreak="0">
+    <w:nsid w:val="227F16D3"/>
+    <w:multiLevelType w:val="hybridMultilevel"/>
+    <w:tmpl w:val="BF04B802"/>
+    <w:lvl w:ilvl="0" w:tplc="04070001">
+      <w:start w:val="1"/>
+      <w:numFmt w:val="bullet"/>
+      <w:lvlText w:val=""/>
+      <w:lvlJc w:val="left"/>
+      <w:pPr>
+        <w:ind w:left="720" w:hanging="360"/>
+      </w:pPr>
+      <w:rPr>
+        <w:rFonts w:ascii="Symbol" w:hAnsi="Symbol" w:hint="default"/>
+      </w:rPr>
+    </w:lvl>
+    <w:lvl w:ilvl="1" w:tplc="04070003" w:tentative="1">
+      <w:start w:val="1"/>
+      <w:numFmt w:val="bullet"/>
+      <w:lvlText w:val="o"/>
+      <w:lvlJc w:val="left"/>
+      <w:pPr>
+        <w:ind w:left="1440" w:hanging="360"/>
+      </w:pPr>
+      <w:rPr>
+        <w:rFonts w:ascii="Courier New" w:hAnsi="Courier New" w:cs="Courier New" w:hint="default"/>
+      </w:rPr>
+    </w:lvl>
+    <w:lvl w:ilvl="2" w:tplc="04070005" w:tentative="1">
+      <w:start w:val="1"/>
+      <w:numFmt w:val="bullet"/>
+      <w:lvlText w:val=""/>
+      <w:lvlJc w:val="left"/>
+      <w:pPr>
+        <w:ind w:left="2160" w:hanging="360"/>
+      </w:pPr>
+      <w:rPr>
+        <w:rFonts w:ascii="Wingdings" w:hAnsi="Wingdings" w:hint="default"/>
+      </w:rPr>
+    </w:lvl>
+    <w:lvl w:ilvl="3" w:tplc="04070001" w:tentative="1">
+      <w:start w:val="1"/>
+      <w:numFmt w:val="bullet"/>
+      <w:lvlText w:val=""/>
+      <w:lvlJc w:val="left"/>
+      <w:pPr>
+        <w:ind w:left="2880" w:hanging="360"/>
+      </w:pPr>
+      <w:rPr>
+        <w:rFonts w:ascii="Symbol" w:hAnsi="Symbol" w:hint="default"/>
+      </w:rPr>
+    </w:lvl>
+    <w:lvl w:ilvl="4" w:tplc="04070003" w:tentative="1">
+      <w:start w:val="1"/>
+      <w:numFmt w:val="bullet"/>
+      <w:lvlText w:val="o"/>
+      <w:lvlJc w:val="left"/>
+      <w:pPr>
+        <w:ind w:left="3600" w:hanging="360"/>
+      </w:pPr>
+      <w:rPr>
+        <w:rFonts w:ascii="Courier New" w:hAnsi="Courier New" w:cs="Courier New" w:hint="default"/>
+      </w:rPr>
+    </w:lvl>
+    <w:lvl w:ilvl="5" w:tplc="04070005" w:tentative="1">
+      <w:start w:val="1"/>
+      <w:numFmt w:val="bullet"/>
+      <w:lvlText w:val=""/>
+      <w:lvlJc w:val="left"/>
+      <w:pPr>
+        <w:ind w:left="4320" w:hanging="360"/>
+      </w:pPr>
+      <w:rPr>
+        <w:rFonts w:ascii="Wingdings" w:hAnsi="Wingdings" w:hint="default"/>
+      </w:rPr>
+    </w:lvl>
+    <w:lvl w:ilvl="6" w:tplc="04070001" w:tentative="1">
+      <w:start w:val="1"/>
+      <w:numFmt w:val="bullet"/>
+      <w:lvlText w:val=""/>
+      <w:lvlJc w:val="left"/>
+      <w:pPr>
+        <w:ind w:left="5040" w:hanging="360"/>
+      </w:pPr>
+      <w:rPr>
+        <w:rFonts w:ascii="Symbol" w:hAnsi="Symbol" w:hint="default"/>
+      </w:rPr>
+    </w:lvl>
+    <w:lvl w:ilvl="7" w:tplc="04070003" w:tentative="1">
+      <w:start w:val="1"/>
+      <w:numFmt w:val="bullet"/>
+      <w:lvlText w:val="o"/>
+      <w:lvlJc w:val="left"/>
+      <w:pPr>
+        <w:ind w:left="5760" w:hanging="360"/>
+      </w:pPr>
+      <w:rPr>
+        <w:rFonts w:ascii="Courier New" w:hAnsi="Courier New" w:cs="Courier New" w:hint="default"/>
+      </w:rPr>
+    </w:lvl>
+    <w:lvl w:ilvl="8" w:tplc="04070005" w:tentative="1">
+      <w:start w:val="1"/>
+      <w:numFmt w:val="bullet"/>
+      <w:lvlText w:val=""/>
+      <w:lvlJc w:val="left"/>
+      <w:pPr>
+        <w:ind w:left="6480" w:hanging="360"/>
+      </w:pPr>
+      <w:rPr>
+        <w:rFonts w:ascii="Wingdings" w:hAnsi="Wingdings" w:hint="default"/>
+      </w:rPr>
+    </w:lvl>
+  </w:abstractNum>
+  <w:abstractNum w:abstractNumId="9" w15:restartNumberingAfterBreak="0">
     <w:nsid w:val="22EF74B6"/>
     <w:multiLevelType w:val="hybridMultilevel"/>
     <w:tmpl w:val="54500504"/>
@@ -5721,7 +9094,7 @@
       </w:rPr>
     </w:lvl>
   </w:abstractNum>
-  <w:abstractNum w:abstractNumId="9" w15:restartNumberingAfterBreak="0">
+  <w:abstractNum w:abstractNumId="10" w15:restartNumberingAfterBreak="0">
     <w:nsid w:val="22F12345"/>
     <w:multiLevelType w:val="hybridMultilevel"/>
     <w:tmpl w:val="99BAF188"/>
@@ -5834,7 +9207,120 @@
       </w:rPr>
     </w:lvl>
   </w:abstractNum>
-  <w:abstractNum w:abstractNumId="10" w15:restartNumberingAfterBreak="0">
+  <w:abstractNum w:abstractNumId="11" w15:restartNumberingAfterBreak="0">
+    <w:nsid w:val="2A4D00BA"/>
+    <w:multiLevelType w:val="hybridMultilevel"/>
+    <w:tmpl w:val="2D7A14B0"/>
+    <w:lvl w:ilvl="0" w:tplc="04070001">
+      <w:start w:val="1"/>
+      <w:numFmt w:val="bullet"/>
+      <w:lvlText w:val=""/>
+      <w:lvlJc w:val="left"/>
+      <w:pPr>
+        <w:ind w:left="720" w:hanging="360"/>
+      </w:pPr>
+      <w:rPr>
+        <w:rFonts w:ascii="Symbol" w:hAnsi="Symbol" w:hint="default"/>
+      </w:rPr>
+    </w:lvl>
+    <w:lvl w:ilvl="1" w:tplc="04070003" w:tentative="1">
+      <w:start w:val="1"/>
+      <w:numFmt w:val="bullet"/>
+      <w:lvlText w:val="o"/>
+      <w:lvlJc w:val="left"/>
+      <w:pPr>
+        <w:ind w:left="1440" w:hanging="360"/>
+      </w:pPr>
+      <w:rPr>
+        <w:rFonts w:ascii="Courier New" w:hAnsi="Courier New" w:cs="Courier New" w:hint="default"/>
+      </w:rPr>
+    </w:lvl>
+    <w:lvl w:ilvl="2" w:tplc="04070005" w:tentative="1">
+      <w:start w:val="1"/>
+      <w:numFmt w:val="bullet"/>
+      <w:lvlText w:val=""/>
+      <w:lvlJc w:val="left"/>
+      <w:pPr>
+        <w:ind w:left="2160" w:hanging="360"/>
+      </w:pPr>
+      <w:rPr>
+        <w:rFonts w:ascii="Wingdings" w:hAnsi="Wingdings" w:hint="default"/>
+      </w:rPr>
+    </w:lvl>
+    <w:lvl w:ilvl="3" w:tplc="04070001" w:tentative="1">
+      <w:start w:val="1"/>
+      <w:numFmt w:val="bullet"/>
+      <w:lvlText w:val=""/>
+      <w:lvlJc w:val="left"/>
+      <w:pPr>
+        <w:ind w:left="2880" w:hanging="360"/>
+      </w:pPr>
+      <w:rPr>
+        <w:rFonts w:ascii="Symbol" w:hAnsi="Symbol" w:hint="default"/>
+      </w:rPr>
+    </w:lvl>
+    <w:lvl w:ilvl="4" w:tplc="04070003" w:tentative="1">
+      <w:start w:val="1"/>
+      <w:numFmt w:val="bullet"/>
+      <w:lvlText w:val="o"/>
+      <w:lvlJc w:val="left"/>
+      <w:pPr>
+        <w:ind w:left="3600" w:hanging="360"/>
+      </w:pPr>
+      <w:rPr>
+        <w:rFonts w:ascii="Courier New" w:hAnsi="Courier New" w:cs="Courier New" w:hint="default"/>
+      </w:rPr>
+    </w:lvl>
+    <w:lvl w:ilvl="5" w:tplc="04070005" w:tentative="1">
+      <w:start w:val="1"/>
+      <w:numFmt w:val="bullet"/>
+      <w:lvlText w:val=""/>
+      <w:lvlJc w:val="left"/>
+      <w:pPr>
+        <w:ind w:left="4320" w:hanging="360"/>
+      </w:pPr>
+      <w:rPr>
+        <w:rFonts w:ascii="Wingdings" w:hAnsi="Wingdings" w:hint="default"/>
+      </w:rPr>
+    </w:lvl>
+    <w:lvl w:ilvl="6" w:tplc="04070001" w:tentative="1">
+      <w:start w:val="1"/>
+      <w:numFmt w:val="bullet"/>
+      <w:lvlText w:val=""/>
+      <w:lvlJc w:val="left"/>
+      <w:pPr>
+        <w:ind w:left="5040" w:hanging="360"/>
+      </w:pPr>
+      <w:rPr>
+        <w:rFonts w:ascii="Symbol" w:hAnsi="Symbol" w:hint="default"/>
+      </w:rPr>
+    </w:lvl>
+    <w:lvl w:ilvl="7" w:tplc="04070003" w:tentative="1">
+      <w:start w:val="1"/>
+      <w:numFmt w:val="bullet"/>
+      <w:lvlText w:val="o"/>
+      <w:lvlJc w:val="left"/>
+      <w:pPr>
+        <w:ind w:left="5760" w:hanging="360"/>
+      </w:pPr>
+      <w:rPr>
+        <w:rFonts w:ascii="Courier New" w:hAnsi="Courier New" w:cs="Courier New" w:hint="default"/>
+      </w:rPr>
+    </w:lvl>
+    <w:lvl w:ilvl="8" w:tplc="04070005" w:tentative="1">
+      <w:start w:val="1"/>
+      <w:numFmt w:val="bullet"/>
+      <w:lvlText w:val=""/>
+      <w:lvlJc w:val="left"/>
+      <w:pPr>
+        <w:ind w:left="6480" w:hanging="360"/>
+      </w:pPr>
+      <w:rPr>
+        <w:rFonts w:ascii="Wingdings" w:hAnsi="Wingdings" w:hint="default"/>
+      </w:rPr>
+    </w:lvl>
+  </w:abstractNum>
+  <w:abstractNum w:abstractNumId="12" w15:restartNumberingAfterBreak="0">
     <w:nsid w:val="2EAA70C1"/>
     <w:multiLevelType w:val="hybridMultilevel"/>
     <w:tmpl w:val="4F5019DE"/>
@@ -5947,7 +9433,7 @@
       </w:rPr>
     </w:lvl>
   </w:abstractNum>
-  <w:abstractNum w:abstractNumId="11" w15:restartNumberingAfterBreak="0">
+  <w:abstractNum w:abstractNumId="13" w15:restartNumberingAfterBreak="0">
     <w:nsid w:val="3A8B323F"/>
     <w:multiLevelType w:val="hybridMultilevel"/>
     <w:tmpl w:val="A614D570"/>
@@ -6060,7 +9546,7 @@
       </w:rPr>
     </w:lvl>
   </w:abstractNum>
-  <w:abstractNum w:abstractNumId="12" w15:restartNumberingAfterBreak="0">
+  <w:abstractNum w:abstractNumId="14" w15:restartNumberingAfterBreak="0">
     <w:nsid w:val="3F4E6601"/>
     <w:multiLevelType w:val="hybridMultilevel"/>
     <w:tmpl w:val="DF344C5C"/>
@@ -6173,7 +9659,7 @@
       </w:rPr>
     </w:lvl>
   </w:abstractNum>
-  <w:abstractNum w:abstractNumId="13" w15:restartNumberingAfterBreak="0">
+  <w:abstractNum w:abstractNumId="15" w15:restartNumberingAfterBreak="0">
     <w:nsid w:val="41D41FC9"/>
     <w:multiLevelType w:val="hybridMultilevel"/>
     <w:tmpl w:val="6A2479E0"/>
@@ -6286,7 +9772,7 @@
       </w:rPr>
     </w:lvl>
   </w:abstractNum>
-  <w:abstractNum w:abstractNumId="14" w15:restartNumberingAfterBreak="0">
+  <w:abstractNum w:abstractNumId="16" w15:restartNumberingAfterBreak="0">
     <w:nsid w:val="47891902"/>
     <w:multiLevelType w:val="hybridMultilevel"/>
     <w:tmpl w:val="2A5A3AAC"/>
@@ -6399,7 +9885,7 @@
       </w:rPr>
     </w:lvl>
   </w:abstractNum>
-  <w:abstractNum w:abstractNumId="15" w15:restartNumberingAfterBreak="0">
+  <w:abstractNum w:abstractNumId="17" w15:restartNumberingAfterBreak="0">
     <w:nsid w:val="51AB52E7"/>
     <w:multiLevelType w:val="hybridMultilevel"/>
     <w:tmpl w:val="695C5B42"/>
@@ -6512,7 +9998,7 @@
       </w:rPr>
     </w:lvl>
   </w:abstractNum>
-  <w:abstractNum w:abstractNumId="16" w15:restartNumberingAfterBreak="0">
+  <w:abstractNum w:abstractNumId="18" w15:restartNumberingAfterBreak="0">
     <w:nsid w:val="55E86255"/>
     <w:multiLevelType w:val="hybridMultilevel"/>
     <w:tmpl w:val="BA6AEB3A"/>
@@ -6625,7 +10111,7 @@
       </w:rPr>
     </w:lvl>
   </w:abstractNum>
-  <w:abstractNum w:abstractNumId="17" w15:restartNumberingAfterBreak="0">
+  <w:abstractNum w:abstractNumId="19" w15:restartNumberingAfterBreak="0">
     <w:nsid w:val="66824381"/>
     <w:multiLevelType w:val="multilevel"/>
     <w:tmpl w:val="E6609B26"/>
@@ -6774,7 +10260,7 @@
       </w:rPr>
     </w:lvl>
   </w:abstractNum>
-  <w:abstractNum w:abstractNumId="18" w15:restartNumberingAfterBreak="0">
+  <w:abstractNum w:abstractNumId="20" w15:restartNumberingAfterBreak="0">
     <w:nsid w:val="69B75485"/>
     <w:multiLevelType w:val="hybridMultilevel"/>
     <w:tmpl w:val="551EB57C"/>
@@ -6887,7 +10373,7 @@
       </w:rPr>
     </w:lvl>
   </w:abstractNum>
-  <w:abstractNum w:abstractNumId="19" w15:restartNumberingAfterBreak="0">
+  <w:abstractNum w:abstractNumId="21" w15:restartNumberingAfterBreak="0">
     <w:nsid w:val="72156232"/>
     <w:multiLevelType w:val="hybridMultilevel"/>
     <w:tmpl w:val="C40EE5E6"/>
@@ -7000,7 +10486,7 @@
       </w:rPr>
     </w:lvl>
   </w:abstractNum>
-  <w:abstractNum w:abstractNumId="20" w15:restartNumberingAfterBreak="0">
+  <w:abstractNum w:abstractNumId="22" w15:restartNumberingAfterBreak="0">
     <w:nsid w:val="747331A7"/>
     <w:multiLevelType w:val="hybridMultilevel"/>
     <w:tmpl w:val="2ACA0C68"/>
@@ -7113,7 +10599,7 @@
       </w:rPr>
     </w:lvl>
   </w:abstractNum>
-  <w:abstractNum w:abstractNumId="21" w15:restartNumberingAfterBreak="0">
+  <w:abstractNum w:abstractNumId="23" w15:restartNumberingAfterBreak="0">
     <w:nsid w:val="769F0654"/>
     <w:multiLevelType w:val="hybridMultilevel"/>
     <w:tmpl w:val="DE46C1AC"/>
@@ -7226,7 +10712,7 @@
       </w:rPr>
     </w:lvl>
   </w:abstractNum>
-  <w:abstractNum w:abstractNumId="22" w15:restartNumberingAfterBreak="0">
+  <w:abstractNum w:abstractNumId="24" w15:restartNumberingAfterBreak="0">
     <w:nsid w:val="77FB3413"/>
     <w:multiLevelType w:val="hybridMultilevel"/>
     <w:tmpl w:val="05447246"/>
@@ -7339,7 +10825,7 @@
       </w:rPr>
     </w:lvl>
   </w:abstractNum>
-  <w:abstractNum w:abstractNumId="23" w15:restartNumberingAfterBreak="0">
+  <w:abstractNum w:abstractNumId="25" w15:restartNumberingAfterBreak="0">
     <w:nsid w:val="794344EF"/>
     <w:multiLevelType w:val="hybridMultilevel"/>
     <w:tmpl w:val="0FB27A04"/>
@@ -7455,73 +10941,79 @@
     <w:abstractNumId w:val="3"/>
   </w:num>
   <w:num w:numId="2">
-    <w:abstractNumId w:val="19"/>
+    <w:abstractNumId w:val="21"/>
   </w:num>
   <w:num w:numId="3">
     <w:abstractNumId w:val="6"/>
   </w:num>
   <w:num w:numId="4">
-    <w:abstractNumId w:val="8"/>
+    <w:abstractNumId w:val="9"/>
   </w:num>
   <w:num w:numId="5">
-    <w:abstractNumId w:val="21"/>
+    <w:abstractNumId w:val="23"/>
   </w:num>
   <w:num w:numId="6">
     <w:abstractNumId w:val="2"/>
   </w:num>
   <w:num w:numId="7">
-    <w:abstractNumId w:val="12"/>
+    <w:abstractNumId w:val="14"/>
   </w:num>
   <w:num w:numId="8">
-    <w:abstractNumId w:val="20"/>
+    <w:abstractNumId w:val="22"/>
   </w:num>
   <w:num w:numId="9">
-    <w:abstractNumId w:val="23"/>
+    <w:abstractNumId w:val="25"/>
   </w:num>
   <w:num w:numId="10">
-    <w:abstractNumId w:val="13"/>
+    <w:abstractNumId w:val="15"/>
   </w:num>
   <w:num w:numId="11">
     <w:abstractNumId w:val="4"/>
   </w:num>
   <w:num w:numId="12">
-    <w:abstractNumId w:val="10"/>
+    <w:abstractNumId w:val="12"/>
   </w:num>
   <w:num w:numId="13">
     <w:abstractNumId w:val="0"/>
   </w:num>
   <w:num w:numId="14">
-    <w:abstractNumId w:val="16"/>
+    <w:abstractNumId w:val="18"/>
   </w:num>
   <w:num w:numId="15">
     <w:abstractNumId w:val="7"/>
   </w:num>
   <w:num w:numId="16">
-    <w:abstractNumId w:val="17"/>
+    <w:abstractNumId w:val="19"/>
   </w:num>
   <w:num w:numId="17">
     <w:abstractNumId w:val="1"/>
   </w:num>
   <w:num w:numId="18">
-    <w:abstractNumId w:val="15"/>
+    <w:abstractNumId w:val="17"/>
   </w:num>
   <w:num w:numId="19">
-    <w:abstractNumId w:val="18"/>
+    <w:abstractNumId w:val="20"/>
   </w:num>
   <w:num w:numId="20">
-    <w:abstractNumId w:val="11"/>
+    <w:abstractNumId w:val="13"/>
   </w:num>
   <w:num w:numId="21">
-    <w:abstractNumId w:val="9"/>
+    <w:abstractNumId w:val="10"/>
   </w:num>
   <w:num w:numId="22">
-    <w:abstractNumId w:val="14"/>
+    <w:abstractNumId w:val="16"/>
   </w:num>
   <w:num w:numId="23">
     <w:abstractNumId w:val="5"/>
   </w:num>
   <w:num w:numId="24">
-    <w:abstractNumId w:val="22"/>
+    <w:abstractNumId w:val="24"/>
+  </w:num>
+  <w:num w:numId="25">
+    <w:abstractNumId w:val="11"/>
+  </w:num>
+  <w:num w:numId="26">
+    <w:abstractNumId w:val="8"/>
   </w:num>
 </w:numbering>
 </file>
@@ -8336,6 +11828,22 @@
       <w:color w:val="404040" w:themeColor="text1" w:themeTint="BF"/>
     </w:rPr>
   </w:style>
+  <w:style w:type="paragraph" w:customStyle="1" w:styleId="Default">
+    <w:name w:val="Default"/>
+    <w:rsid w:val="00122E20"/>
+    <w:pPr>
+      <w:autoSpaceDE w:val="0"/>
+      <w:autoSpaceDN w:val="0"/>
+      <w:adjustRightInd w:val="0"/>
+      <w:spacing w:after="0" w:line="240" w:lineRule="auto"/>
+    </w:pPr>
+    <w:rPr>
+      <w:rFonts w:ascii="Calibri" w:hAnsi="Calibri" w:cs="Calibri"/>
+      <w:color w:val="000000"/>
+      <w:sz w:val="24"/>
+      <w:szCs w:val="24"/>
+    </w:rPr>
+  </w:style>
 </w:styles>
 </file>
 
